--- a/engine/fertiglobe_study/Fertiglobe_Bibliography_09-08-2026.docx
+++ b/engine/fertiglobe_study/Fertiglobe_Bibliography_09-08-2026.docx
@@ -209,6 +209,8 @@
         <w:trPr>
           <w:cantSplit/>
           <w:tblHeader/>
+          <w:cantSplit/>
+          <w:tblHeader/>
         </w:trPr>
         <w:tc>
           <w:tcPr>
@@ -252,6 +254,7 @@
       <w:tr>
         <w:trPr>
           <w:cantSplit/>
+          <w:cantSplit/>
         </w:trPr>
         <w:tc>
           <w:tcPr>
@@ -291,6 +294,7 @@
       <w:tr>
         <w:trPr>
           <w:cantSplit/>
+          <w:cantSplit/>
         </w:trPr>
         <w:tc>
           <w:tcPr>
@@ -330,6 +334,7 @@
       <w:tr>
         <w:trPr>
           <w:cantSplit/>
+          <w:cantSplit/>
         </w:trPr>
         <w:tc>
           <w:tcPr>
@@ -369,6 +374,7 @@
       <w:tr>
         <w:trPr>
           <w:cantSplit/>
+          <w:cantSplit/>
         </w:trPr>
         <w:tc>
           <w:tcPr>
@@ -408,6 +414,7 @@
       <w:tr>
         <w:trPr>
           <w:cantSplit/>
+          <w:cantSplit/>
         </w:trPr>
         <w:tc>
           <w:tcPr>
@@ -446,6 +453,7 @@
       </w:tr>
       <w:tr>
         <w:trPr>
+          <w:cantSplit/>
           <w:cantSplit/>
         </w:trPr>
         <w:tc>
@@ -550,6 +558,8 @@
         <w:trPr>
           <w:cantSplit/>
           <w:tblHeader/>
+          <w:cantSplit/>
+          <w:tblHeader/>
         </w:trPr>
         <w:tc>
           <w:tcPr>
@@ -650,6 +660,7 @@
       <w:tr>
         <w:trPr>
           <w:cantSplit/>
+          <w:cantSplit/>
         </w:trPr>
         <w:tc>
           <w:tcPr>
@@ -740,6 +751,7 @@
       <w:tr>
         <w:trPr>
           <w:cantSplit/>
+          <w:cantSplit/>
         </w:trPr>
         <w:tc>
           <w:tcPr>
@@ -830,6 +842,7 @@
       <w:tr>
         <w:trPr>
           <w:cantSplit/>
+          <w:cantSplit/>
         </w:trPr>
         <w:tc>
           <w:tcPr>
@@ -920,6 +933,7 @@
       <w:tr>
         <w:trPr>
           <w:cantSplit/>
+          <w:cantSplit/>
         </w:trPr>
         <w:tc>
           <w:tcPr>
@@ -1010,6 +1024,7 @@
       <w:tr>
         <w:trPr>
           <w:cantSplit/>
+          <w:cantSplit/>
         </w:trPr>
         <w:tc>
           <w:tcPr>
@@ -1100,6 +1115,7 @@
       <w:tr>
         <w:trPr>
           <w:cantSplit/>
+          <w:cantSplit/>
         </w:trPr>
         <w:tc>
           <w:tcPr>
@@ -1190,6 +1206,7 @@
       <w:tr>
         <w:trPr>
           <w:cantSplit/>
+          <w:cantSplit/>
         </w:trPr>
         <w:tc>
           <w:tcPr>
@@ -1280,6 +1297,7 @@
       <w:tr>
         <w:trPr>
           <w:cantSplit/>
+          <w:cantSplit/>
         </w:trPr>
         <w:tc>
           <w:tcPr>
@@ -1370,6 +1388,7 @@
       <w:tr>
         <w:trPr>
           <w:cantSplit/>
+          <w:cantSplit/>
         </w:trPr>
         <w:tc>
           <w:tcPr>
@@ -1459,6 +1478,7 @@
       </w:tr>
       <w:tr>
         <w:trPr>
+          <w:cantSplit/>
           <w:cantSplit/>
         </w:trPr>
         <w:tc>
@@ -1597,6 +1617,8 @@
         <w:trPr>
           <w:cantSplit/>
           <w:tblHeader/>
+          <w:cantSplit/>
+          <w:tblHeader/>
         </w:trPr>
         <w:tc>
           <w:tcPr>
@@ -1640,6 +1662,7 @@
       <w:tr>
         <w:trPr>
           <w:cantSplit/>
+          <w:cantSplit/>
         </w:trPr>
         <w:tc>
           <w:tcPr>
@@ -1679,6 +1702,7 @@
       <w:tr>
         <w:trPr>
           <w:cantSplit/>
+          <w:cantSplit/>
         </w:trPr>
         <w:tc>
           <w:tcPr>
@@ -1718,6 +1742,7 @@
       <w:tr>
         <w:trPr>
           <w:cantSplit/>
+          <w:cantSplit/>
         </w:trPr>
         <w:tc>
           <w:tcPr>
@@ -1757,6 +1782,7 @@
       <w:tr>
         <w:trPr>
           <w:cantSplit/>
+          <w:cantSplit/>
         </w:trPr>
         <w:tc>
           <w:tcPr>
@@ -1796,6 +1822,7 @@
       <w:tr>
         <w:trPr>
           <w:cantSplit/>
+          <w:cantSplit/>
         </w:trPr>
         <w:tc>
           <w:tcPr>
@@ -1835,6 +1862,7 @@
       <w:tr>
         <w:trPr>
           <w:cantSplit/>
+          <w:cantSplit/>
         </w:trPr>
         <w:tc>
           <w:tcPr>
@@ -1874,6 +1902,7 @@
       <w:tr>
         <w:trPr>
           <w:cantSplit/>
+          <w:cantSplit/>
         </w:trPr>
         <w:tc>
           <w:tcPr>
@@ -1913,6 +1942,7 @@
       <w:tr>
         <w:trPr>
           <w:cantSplit/>
+          <w:cantSplit/>
         </w:trPr>
         <w:tc>
           <w:tcPr>
@@ -1952,6 +1982,7 @@
       <w:tr>
         <w:trPr>
           <w:cantSplit/>
+          <w:cantSplit/>
         </w:trPr>
         <w:tc>
           <w:tcPr>
@@ -1990,6 +2021,7 @@
       </w:tr>
       <w:tr>
         <w:trPr>
+          <w:cantSplit/>
           <w:cantSplit/>
         </w:trPr>
         <w:tc>
@@ -2079,6 +2111,8 @@
         <w:trPr>
           <w:cantSplit/>
           <w:tblHeader/>
+          <w:cantSplit/>
+          <w:tblHeader/>
         </w:trPr>
         <w:tc>
           <w:tcPr>
@@ -2160,6 +2194,7 @@
       <w:tr>
         <w:trPr>
           <w:cantSplit/>
+          <w:cantSplit/>
         </w:trPr>
         <w:tc>
           <w:tcPr>
@@ -2233,6 +2268,7 @@
       <w:tr>
         <w:trPr>
           <w:cantSplit/>
+          <w:cantSplit/>
         </w:trPr>
         <w:tc>
           <w:tcPr>
@@ -2306,6 +2342,7 @@
       <w:tr>
         <w:trPr>
           <w:cantSplit/>
+          <w:cantSplit/>
         </w:trPr>
         <w:tc>
           <w:tcPr>
@@ -2379,6 +2416,7 @@
       <w:tr>
         <w:trPr>
           <w:cantSplit/>
+          <w:cantSplit/>
         </w:trPr>
         <w:tc>
           <w:tcPr>
@@ -2452,6 +2490,7 @@
       <w:tr>
         <w:trPr>
           <w:cantSplit/>
+          <w:cantSplit/>
         </w:trPr>
         <w:tc>
           <w:tcPr>
@@ -2524,6 +2563,7 @@
       </w:tr>
       <w:tr>
         <w:trPr>
+          <w:cantSplit/>
           <w:cantSplit/>
         </w:trPr>
         <w:tc>
@@ -2675,6 +2715,8 @@
         <w:trPr>
           <w:cantSplit/>
           <w:tblHeader/>
+          <w:cantSplit/>
+          <w:tblHeader/>
         </w:trPr>
         <w:tc>
           <w:tcPr>
@@ -2756,6 +2798,7 @@
       <w:tr>
         <w:trPr>
           <w:cantSplit/>
+          <w:cantSplit/>
         </w:trPr>
         <w:tc>
           <w:tcPr>
@@ -2829,6 +2872,7 @@
       <w:tr>
         <w:trPr>
           <w:cantSplit/>
+          <w:cantSplit/>
         </w:trPr>
         <w:tc>
           <w:tcPr>
@@ -2902,6 +2946,7 @@
       <w:tr>
         <w:trPr>
           <w:cantSplit/>
+          <w:cantSplit/>
         </w:trPr>
         <w:tc>
           <w:tcPr>
@@ -2975,6 +3020,7 @@
       <w:tr>
         <w:trPr>
           <w:cantSplit/>
+          <w:cantSplit/>
         </w:trPr>
         <w:tc>
           <w:tcPr>
@@ -3048,6 +3094,7 @@
       <w:tr>
         <w:trPr>
           <w:cantSplit/>
+          <w:cantSplit/>
         </w:trPr>
         <w:tc>
           <w:tcPr>
@@ -3120,6 +3167,7 @@
       </w:tr>
       <w:tr>
         <w:trPr>
+          <w:cantSplit/>
           <w:cantSplit/>
         </w:trPr>
         <w:tc>
@@ -3243,6 +3291,8 @@
         <w:trPr>
           <w:cantSplit/>
           <w:tblHeader/>
+          <w:cantSplit/>
+          <w:tblHeader/>
         </w:trPr>
         <w:tc>
           <w:tcPr>
@@ -3324,6 +3374,7 @@
       <w:tr>
         <w:trPr>
           <w:cantSplit/>
+          <w:cantSplit/>
         </w:trPr>
         <w:tc>
           <w:tcPr>
@@ -3397,6 +3448,7 @@
       <w:tr>
         <w:trPr>
           <w:cantSplit/>
+          <w:cantSplit/>
         </w:trPr>
         <w:tc>
           <w:tcPr>
@@ -3470,6 +3522,7 @@
       <w:tr>
         <w:trPr>
           <w:cantSplit/>
+          <w:cantSplit/>
         </w:trPr>
         <w:tc>
           <w:tcPr>
@@ -3543,6 +3596,7 @@
       <w:tr>
         <w:trPr>
           <w:cantSplit/>
+          <w:cantSplit/>
         </w:trPr>
         <w:tc>
           <w:tcPr>
@@ -3616,6 +3670,7 @@
       <w:tr>
         <w:trPr>
           <w:cantSplit/>
+          <w:cantSplit/>
         </w:trPr>
         <w:tc>
           <w:tcPr>
@@ -3689,6 +3744,7 @@
       <w:tr>
         <w:trPr>
           <w:cantSplit/>
+          <w:cantSplit/>
         </w:trPr>
         <w:tc>
           <w:tcPr>
@@ -3762,6 +3818,7 @@
       <w:tr>
         <w:trPr>
           <w:cantSplit/>
+          <w:cantSplit/>
         </w:trPr>
         <w:tc>
           <w:tcPr>
@@ -3835,6 +3892,7 @@
       <w:tr>
         <w:trPr>
           <w:cantSplit/>
+          <w:cantSplit/>
         </w:trPr>
         <w:tc>
           <w:tcPr>
@@ -3908,6 +3966,7 @@
       <w:tr>
         <w:trPr>
           <w:cantSplit/>
+          <w:cantSplit/>
         </w:trPr>
         <w:tc>
           <w:tcPr>
@@ -3981,6 +4040,7 @@
       <w:tr>
         <w:trPr>
           <w:cantSplit/>
+          <w:cantSplit/>
         </w:trPr>
         <w:tc>
           <w:tcPr>
@@ -4054,6 +4114,7 @@
       <w:tr>
         <w:trPr>
           <w:cantSplit/>
+          <w:cantSplit/>
         </w:trPr>
         <w:tc>
           <w:tcPr>
@@ -4127,6 +4188,7 @@
       <w:tr>
         <w:trPr>
           <w:cantSplit/>
+          <w:cantSplit/>
         </w:trPr>
         <w:tc>
           <w:tcPr>
@@ -4199,6 +4261,7 @@
       </w:tr>
       <w:tr>
         <w:trPr>
+          <w:cantSplit/>
           <w:cantSplit/>
         </w:trPr>
         <w:tc>
@@ -4322,6 +4385,8 @@
         <w:trPr>
           <w:cantSplit/>
           <w:tblHeader/>
+          <w:cantSplit/>
+          <w:tblHeader/>
         </w:trPr>
         <w:tc>
           <w:tcPr>
@@ -4403,6 +4468,7 @@
       <w:tr>
         <w:trPr>
           <w:cantSplit/>
+          <w:cantSplit/>
         </w:trPr>
         <w:tc>
           <w:tcPr>
@@ -4476,6 +4542,7 @@
       <w:tr>
         <w:trPr>
           <w:cantSplit/>
+          <w:cantSplit/>
         </w:trPr>
         <w:tc>
           <w:tcPr>
@@ -4549,6 +4616,7 @@
       <w:tr>
         <w:trPr>
           <w:cantSplit/>
+          <w:cantSplit/>
         </w:trPr>
         <w:tc>
           <w:tcPr>
@@ -4622,6 +4690,7 @@
       <w:tr>
         <w:trPr>
           <w:cantSplit/>
+          <w:cantSplit/>
         </w:trPr>
         <w:tc>
           <w:tcPr>
@@ -4695,6 +4764,7 @@
       <w:tr>
         <w:trPr>
           <w:cantSplit/>
+          <w:cantSplit/>
         </w:trPr>
         <w:tc>
           <w:tcPr>
@@ -4768,6 +4838,7 @@
       <w:tr>
         <w:trPr>
           <w:cantSplit/>
+          <w:cantSplit/>
         </w:trPr>
         <w:tc>
           <w:tcPr>
@@ -4841,6 +4912,7 @@
       <w:tr>
         <w:trPr>
           <w:cantSplit/>
+          <w:cantSplit/>
         </w:trPr>
         <w:tc>
           <w:tcPr>
@@ -4914,6 +4986,7 @@
       <w:tr>
         <w:trPr>
           <w:cantSplit/>
+          <w:cantSplit/>
         </w:trPr>
         <w:tc>
           <w:tcPr>
@@ -4987,6 +5060,7 @@
       <w:tr>
         <w:trPr>
           <w:cantSplit/>
+          <w:cantSplit/>
         </w:trPr>
         <w:tc>
           <w:tcPr>
@@ -5059,6 +5133,7 @@
       </w:tr>
       <w:tr>
         <w:trPr>
+          <w:cantSplit/>
           <w:cantSplit/>
         </w:trPr>
         <w:tc>
@@ -5182,6 +5257,8 @@
         <w:trPr>
           <w:cantSplit/>
           <w:tblHeader/>
+          <w:cantSplit/>
+          <w:tblHeader/>
         </w:trPr>
         <w:tc>
           <w:tcPr>
@@ -5263,6 +5340,7 @@
       <w:tr>
         <w:trPr>
           <w:cantSplit/>
+          <w:cantSplit/>
         </w:trPr>
         <w:tc>
           <w:tcPr>
@@ -5336,6 +5414,7 @@
       <w:tr>
         <w:trPr>
           <w:cantSplit/>
+          <w:cantSplit/>
         </w:trPr>
         <w:tc>
           <w:tcPr>
@@ -5409,6 +5488,7 @@
       <w:tr>
         <w:trPr>
           <w:cantSplit/>
+          <w:cantSplit/>
         </w:trPr>
         <w:tc>
           <w:tcPr>
@@ -5482,6 +5562,7 @@
       <w:tr>
         <w:trPr>
           <w:cantSplit/>
+          <w:cantSplit/>
         </w:trPr>
         <w:tc>
           <w:tcPr>
@@ -5555,6 +5636,7 @@
       <w:tr>
         <w:trPr>
           <w:cantSplit/>
+          <w:cantSplit/>
         </w:trPr>
         <w:tc>
           <w:tcPr>
@@ -5628,6 +5710,7 @@
       <w:tr>
         <w:trPr>
           <w:cantSplit/>
+          <w:cantSplit/>
         </w:trPr>
         <w:tc>
           <w:tcPr>
@@ -5701,6 +5784,7 @@
       <w:tr>
         <w:trPr>
           <w:cantSplit/>
+          <w:cantSplit/>
         </w:trPr>
         <w:tc>
           <w:tcPr>
@@ -5774,6 +5858,7 @@
       <w:tr>
         <w:trPr>
           <w:cantSplit/>
+          <w:cantSplit/>
         </w:trPr>
         <w:tc>
           <w:tcPr>
@@ -5847,6 +5932,7 @@
       <w:tr>
         <w:trPr>
           <w:cantSplit/>
+          <w:cantSplit/>
         </w:trPr>
         <w:tc>
           <w:tcPr>
@@ -5920,6 +6006,7 @@
       <w:tr>
         <w:trPr>
           <w:cantSplit/>
+          <w:cantSplit/>
         </w:trPr>
         <w:tc>
           <w:tcPr>
@@ -5993,6 +6080,7 @@
       <w:tr>
         <w:trPr>
           <w:cantSplit/>
+          <w:cantSplit/>
         </w:trPr>
         <w:tc>
           <w:tcPr>
@@ -6066,6 +6154,7 @@
       <w:tr>
         <w:trPr>
           <w:cantSplit/>
+          <w:cantSplit/>
         </w:trPr>
         <w:tc>
           <w:tcPr>
@@ -6139,6 +6228,7 @@
       <w:tr>
         <w:trPr>
           <w:cantSplit/>
+          <w:cantSplit/>
         </w:trPr>
         <w:tc>
           <w:tcPr>
@@ -6212,6 +6302,7 @@
       <w:tr>
         <w:trPr>
           <w:cantSplit/>
+          <w:cantSplit/>
         </w:trPr>
         <w:tc>
           <w:tcPr>
@@ -6285,6 +6376,7 @@
       <w:tr>
         <w:trPr>
           <w:cantSplit/>
+          <w:cantSplit/>
         </w:trPr>
         <w:tc>
           <w:tcPr>
@@ -6358,6 +6450,7 @@
       <w:tr>
         <w:trPr>
           <w:cantSplit/>
+          <w:cantSplit/>
         </w:trPr>
         <w:tc>
           <w:tcPr>
@@ -6431,6 +6524,7 @@
       <w:tr>
         <w:trPr>
           <w:cantSplit/>
+          <w:cantSplit/>
         </w:trPr>
         <w:tc>
           <w:tcPr>
@@ -6504,6 +6598,7 @@
       <w:tr>
         <w:trPr>
           <w:cantSplit/>
+          <w:cantSplit/>
         </w:trPr>
         <w:tc>
           <w:tcPr>
@@ -6577,6 +6672,7 @@
       <w:tr>
         <w:trPr>
           <w:cantSplit/>
+          <w:cantSplit/>
         </w:trPr>
         <w:tc>
           <w:tcPr>
@@ -6650,6 +6746,7 @@
       <w:tr>
         <w:trPr>
           <w:cantSplit/>
+          <w:cantSplit/>
         </w:trPr>
         <w:tc>
           <w:tcPr>
@@ -6723,6 +6820,7 @@
       <w:tr>
         <w:trPr>
           <w:cantSplit/>
+          <w:cantSplit/>
         </w:trPr>
         <w:tc>
           <w:tcPr>
@@ -6796,6 +6894,7 @@
       <w:tr>
         <w:trPr>
           <w:cantSplit/>
+          <w:cantSplit/>
         </w:trPr>
         <w:tc>
           <w:tcPr>
@@ -6869,6 +6968,7 @@
       <w:tr>
         <w:trPr>
           <w:cantSplit/>
+          <w:cantSplit/>
         </w:trPr>
         <w:tc>
           <w:tcPr>
@@ -6942,6 +7042,7 @@
       <w:tr>
         <w:trPr>
           <w:cantSplit/>
+          <w:cantSplit/>
         </w:trPr>
         <w:tc>
           <w:tcPr>
@@ -7015,6 +7116,7 @@
       <w:tr>
         <w:trPr>
           <w:cantSplit/>
+          <w:cantSplit/>
         </w:trPr>
         <w:tc>
           <w:tcPr>
@@ -7088,6 +7190,7 @@
       <w:tr>
         <w:trPr>
           <w:cantSplit/>
+          <w:cantSplit/>
         </w:trPr>
         <w:tc>
           <w:tcPr>
@@ -7161,6 +7264,7 @@
       <w:tr>
         <w:trPr>
           <w:cantSplit/>
+          <w:cantSplit/>
         </w:trPr>
         <w:tc>
           <w:tcPr>
@@ -7234,6 +7338,7 @@
       <w:tr>
         <w:trPr>
           <w:cantSplit/>
+          <w:cantSplit/>
         </w:trPr>
         <w:tc>
           <w:tcPr>
@@ -7307,6 +7412,7 @@
       <w:tr>
         <w:trPr>
           <w:cantSplit/>
+          <w:cantSplit/>
         </w:trPr>
         <w:tc>
           <w:tcPr>
@@ -7380,6 +7486,7 @@
       <w:tr>
         <w:trPr>
           <w:cantSplit/>
+          <w:cantSplit/>
         </w:trPr>
         <w:tc>
           <w:tcPr>
@@ -7453,6 +7560,7 @@
       <w:tr>
         <w:trPr>
           <w:cantSplit/>
+          <w:cantSplit/>
         </w:trPr>
         <w:tc>
           <w:tcPr>
@@ -7526,6 +7634,7 @@
       <w:tr>
         <w:trPr>
           <w:cantSplit/>
+          <w:cantSplit/>
         </w:trPr>
         <w:tc>
           <w:tcPr>
@@ -7599,6 +7708,7 @@
       <w:tr>
         <w:trPr>
           <w:cantSplit/>
+          <w:cantSplit/>
         </w:trPr>
         <w:tc>
           <w:tcPr>
@@ -7672,6 +7782,7 @@
       <w:tr>
         <w:trPr>
           <w:cantSplit/>
+          <w:cantSplit/>
         </w:trPr>
         <w:tc>
           <w:tcPr>
@@ -7745,6 +7856,7 @@
       <w:tr>
         <w:trPr>
           <w:cantSplit/>
+          <w:cantSplit/>
         </w:trPr>
         <w:tc>
           <w:tcPr>
@@ -7818,6 +7930,7 @@
       <w:tr>
         <w:trPr>
           <w:cantSplit/>
+          <w:cantSplit/>
         </w:trPr>
         <w:tc>
           <w:tcPr>
@@ -7891,6 +8004,7 @@
       <w:tr>
         <w:trPr>
           <w:cantSplit/>
+          <w:cantSplit/>
         </w:trPr>
         <w:tc>
           <w:tcPr>
@@ -7964,6 +8078,7 @@
       <w:tr>
         <w:trPr>
           <w:cantSplit/>
+          <w:cantSplit/>
         </w:trPr>
         <w:tc>
           <w:tcPr>
@@ -8037,6 +8152,7 @@
       <w:tr>
         <w:trPr>
           <w:cantSplit/>
+          <w:cantSplit/>
         </w:trPr>
         <w:tc>
           <w:tcPr>
@@ -8110,6 +8226,7 @@
       <w:tr>
         <w:trPr>
           <w:cantSplit/>
+          <w:cantSplit/>
         </w:trPr>
         <w:tc>
           <w:tcPr>
@@ -8183,6 +8300,7 @@
       <w:tr>
         <w:trPr>
           <w:cantSplit/>
+          <w:cantSplit/>
         </w:trPr>
         <w:tc>
           <w:tcPr>
@@ -8256,6 +8374,7 @@
       <w:tr>
         <w:trPr>
           <w:cantSplit/>
+          <w:cantSplit/>
         </w:trPr>
         <w:tc>
           <w:tcPr>
@@ -8329,6 +8448,7 @@
       <w:tr>
         <w:trPr>
           <w:cantSplit/>
+          <w:cantSplit/>
         </w:trPr>
         <w:tc>
           <w:tcPr>
@@ -8402,6 +8522,7 @@
       <w:tr>
         <w:trPr>
           <w:cantSplit/>
+          <w:cantSplit/>
         </w:trPr>
         <w:tc>
           <w:tcPr>
@@ -8475,6 +8596,7 @@
       <w:tr>
         <w:trPr>
           <w:cantSplit/>
+          <w:cantSplit/>
         </w:trPr>
         <w:tc>
           <w:tcPr>
@@ -8548,6 +8670,7 @@
       <w:tr>
         <w:trPr>
           <w:cantSplit/>
+          <w:cantSplit/>
         </w:trPr>
         <w:tc>
           <w:tcPr>
@@ -8621,6 +8744,7 @@
       <w:tr>
         <w:trPr>
           <w:cantSplit/>
+          <w:cantSplit/>
         </w:trPr>
         <w:tc>
           <w:tcPr>
@@ -8694,6 +8818,7 @@
       <w:tr>
         <w:trPr>
           <w:cantSplit/>
+          <w:cantSplit/>
         </w:trPr>
         <w:tc>
           <w:tcPr>
@@ -8767,6 +8892,7 @@
       <w:tr>
         <w:trPr>
           <w:cantSplit/>
+          <w:cantSplit/>
         </w:trPr>
         <w:tc>
           <w:tcPr>
@@ -8840,6 +8966,7 @@
       <w:tr>
         <w:trPr>
           <w:cantSplit/>
+          <w:cantSplit/>
         </w:trPr>
         <w:tc>
           <w:tcPr>
@@ -8913,6 +9040,7 @@
       <w:tr>
         <w:trPr>
           <w:cantSplit/>
+          <w:cantSplit/>
         </w:trPr>
         <w:tc>
           <w:tcPr>
@@ -8986,6 +9114,7 @@
       <w:tr>
         <w:trPr>
           <w:cantSplit/>
+          <w:cantSplit/>
         </w:trPr>
         <w:tc>
           <w:tcPr>
@@ -9059,6 +9188,7 @@
       <w:tr>
         <w:trPr>
           <w:cantSplit/>
+          <w:cantSplit/>
         </w:trPr>
         <w:tc>
           <w:tcPr>
@@ -9132,6 +9262,7 @@
       <w:tr>
         <w:trPr>
           <w:cantSplit/>
+          <w:cantSplit/>
         </w:trPr>
         <w:tc>
           <w:tcPr>
@@ -9205,6 +9336,7 @@
       <w:tr>
         <w:trPr>
           <w:cantSplit/>
+          <w:cantSplit/>
         </w:trPr>
         <w:tc>
           <w:tcPr>
@@ -9278,6 +9410,7 @@
       <w:tr>
         <w:trPr>
           <w:cantSplit/>
+          <w:cantSplit/>
         </w:trPr>
         <w:tc>
           <w:tcPr>
@@ -9351,6 +9484,7 @@
       <w:tr>
         <w:trPr>
           <w:cantSplit/>
+          <w:cantSplit/>
         </w:trPr>
         <w:tc>
           <w:tcPr>
@@ -9424,6 +9558,7 @@
       <w:tr>
         <w:trPr>
           <w:cantSplit/>
+          <w:cantSplit/>
         </w:trPr>
         <w:tc>
           <w:tcPr>
@@ -9497,6 +9632,7 @@
       <w:tr>
         <w:trPr>
           <w:cantSplit/>
+          <w:cantSplit/>
         </w:trPr>
         <w:tc>
           <w:tcPr>
@@ -9570,6 +9706,7 @@
       <w:tr>
         <w:trPr>
           <w:cantSplit/>
+          <w:cantSplit/>
         </w:trPr>
         <w:tc>
           <w:tcPr>
@@ -9643,6 +9780,7 @@
       <w:tr>
         <w:trPr>
           <w:cantSplit/>
+          <w:cantSplit/>
         </w:trPr>
         <w:tc>
           <w:tcPr>
@@ -9716,6 +9854,7 @@
       <w:tr>
         <w:trPr>
           <w:cantSplit/>
+          <w:cantSplit/>
         </w:trPr>
         <w:tc>
           <w:tcPr>
@@ -9789,6 +9928,7 @@
       <w:tr>
         <w:trPr>
           <w:cantSplit/>
+          <w:cantSplit/>
         </w:trPr>
         <w:tc>
           <w:tcPr>
@@ -9862,6 +10002,7 @@
       <w:tr>
         <w:trPr>
           <w:cantSplit/>
+          <w:cantSplit/>
         </w:trPr>
         <w:tc>
           <w:tcPr>
@@ -9935,6 +10076,7 @@
       <w:tr>
         <w:trPr>
           <w:cantSplit/>
+          <w:cantSplit/>
         </w:trPr>
         <w:tc>
           <w:tcPr>
@@ -10008,6 +10150,7 @@
       <w:tr>
         <w:trPr>
           <w:cantSplit/>
+          <w:cantSplit/>
         </w:trPr>
         <w:tc>
           <w:tcPr>
@@ -10081,6 +10224,7 @@
       <w:tr>
         <w:trPr>
           <w:cantSplit/>
+          <w:cantSplit/>
         </w:trPr>
         <w:tc>
           <w:tcPr>
@@ -10154,6 +10298,7 @@
       <w:tr>
         <w:trPr>
           <w:cantSplit/>
+          <w:cantSplit/>
         </w:trPr>
         <w:tc>
           <w:tcPr>
@@ -10227,6 +10372,7 @@
       <w:tr>
         <w:trPr>
           <w:cantSplit/>
+          <w:cantSplit/>
         </w:trPr>
         <w:tc>
           <w:tcPr>
@@ -10300,6 +10446,7 @@
       <w:tr>
         <w:trPr>
           <w:cantSplit/>
+          <w:cantSplit/>
         </w:trPr>
         <w:tc>
           <w:tcPr>
@@ -10373,6 +10520,7 @@
       <w:tr>
         <w:trPr>
           <w:cantSplit/>
+          <w:cantSplit/>
         </w:trPr>
         <w:tc>
           <w:tcPr>
@@ -10446,6 +10594,7 @@
       <w:tr>
         <w:trPr>
           <w:cantSplit/>
+          <w:cantSplit/>
         </w:trPr>
         <w:tc>
           <w:tcPr>
@@ -10519,6 +10668,7 @@
       <w:tr>
         <w:trPr>
           <w:cantSplit/>
+          <w:cantSplit/>
         </w:trPr>
         <w:tc>
           <w:tcPr>
@@ -10592,6 +10742,7 @@
       <w:tr>
         <w:trPr>
           <w:cantSplit/>
+          <w:cantSplit/>
         </w:trPr>
         <w:tc>
           <w:tcPr>
@@ -10665,6 +10816,7 @@
       <w:tr>
         <w:trPr>
           <w:cantSplit/>
+          <w:cantSplit/>
         </w:trPr>
         <w:tc>
           <w:tcPr>
@@ -10738,6 +10890,7 @@
       <w:tr>
         <w:trPr>
           <w:cantSplit/>
+          <w:cantSplit/>
         </w:trPr>
         <w:tc>
           <w:tcPr>
@@ -10811,6 +10964,7 @@
       <w:tr>
         <w:trPr>
           <w:cantSplit/>
+          <w:cantSplit/>
         </w:trPr>
         <w:tc>
           <w:tcPr>
@@ -10884,6 +11038,7 @@
       <w:tr>
         <w:trPr>
           <w:cantSplit/>
+          <w:cantSplit/>
         </w:trPr>
         <w:tc>
           <w:tcPr>
@@ -10957,6 +11112,7 @@
       <w:tr>
         <w:trPr>
           <w:cantSplit/>
+          <w:cantSplit/>
         </w:trPr>
         <w:tc>
           <w:tcPr>
@@ -11030,6 +11186,7 @@
       <w:tr>
         <w:trPr>
           <w:cantSplit/>
+          <w:cantSplit/>
         </w:trPr>
         <w:tc>
           <w:tcPr>
@@ -11103,6 +11260,7 @@
       <w:tr>
         <w:trPr>
           <w:cantSplit/>
+          <w:cantSplit/>
         </w:trPr>
         <w:tc>
           <w:tcPr>
@@ -11176,6 +11334,7 @@
       <w:tr>
         <w:trPr>
           <w:cantSplit/>
+          <w:cantSplit/>
         </w:trPr>
         <w:tc>
           <w:tcPr>
@@ -11249,6 +11408,7 @@
       <w:tr>
         <w:trPr>
           <w:cantSplit/>
+          <w:cantSplit/>
         </w:trPr>
         <w:tc>
           <w:tcPr>
@@ -11322,6 +11482,7 @@
       <w:tr>
         <w:trPr>
           <w:cantSplit/>
+          <w:cantSplit/>
         </w:trPr>
         <w:tc>
           <w:tcPr>
@@ -11395,6 +11556,7 @@
       <w:tr>
         <w:trPr>
           <w:cantSplit/>
+          <w:cantSplit/>
         </w:trPr>
         <w:tc>
           <w:tcPr>
@@ -11468,6 +11630,7 @@
       <w:tr>
         <w:trPr>
           <w:cantSplit/>
+          <w:cantSplit/>
         </w:trPr>
         <w:tc>
           <w:tcPr>
@@ -11541,6 +11704,7 @@
       <w:tr>
         <w:trPr>
           <w:cantSplit/>
+          <w:cantSplit/>
         </w:trPr>
         <w:tc>
           <w:tcPr>
@@ -11614,6 +11778,7 @@
       <w:tr>
         <w:trPr>
           <w:cantSplit/>
+          <w:cantSplit/>
         </w:trPr>
         <w:tc>
           <w:tcPr>
@@ -11687,6 +11852,7 @@
       <w:tr>
         <w:trPr>
           <w:cantSplit/>
+          <w:cantSplit/>
         </w:trPr>
         <w:tc>
           <w:tcPr>
@@ -11760,6 +11926,7 @@
       <w:tr>
         <w:trPr>
           <w:cantSplit/>
+          <w:cantSplit/>
         </w:trPr>
         <w:tc>
           <w:tcPr>
@@ -11833,6 +12000,7 @@
       <w:tr>
         <w:trPr>
           <w:cantSplit/>
+          <w:cantSplit/>
         </w:trPr>
         <w:tc>
           <w:tcPr>
@@ -11906,6 +12074,7 @@
       <w:tr>
         <w:trPr>
           <w:cantSplit/>
+          <w:cantSplit/>
         </w:trPr>
         <w:tc>
           <w:tcPr>
@@ -11979,6 +12148,7 @@
       <w:tr>
         <w:trPr>
           <w:cantSplit/>
+          <w:cantSplit/>
         </w:trPr>
         <w:tc>
           <w:tcPr>
@@ -12052,6 +12222,7 @@
       <w:tr>
         <w:trPr>
           <w:cantSplit/>
+          <w:cantSplit/>
         </w:trPr>
         <w:tc>
           <w:tcPr>
@@ -12125,6 +12296,7 @@
       <w:tr>
         <w:trPr>
           <w:cantSplit/>
+          <w:cantSplit/>
         </w:trPr>
         <w:tc>
           <w:tcPr>
@@ -12198,6 +12370,7 @@
       <w:tr>
         <w:trPr>
           <w:cantSplit/>
+          <w:cantSplit/>
         </w:trPr>
         <w:tc>
           <w:tcPr>
@@ -12271,6 +12444,7 @@
       <w:tr>
         <w:trPr>
           <w:cantSplit/>
+          <w:cantSplit/>
         </w:trPr>
         <w:tc>
           <w:tcPr>
@@ -12344,6 +12518,7 @@
       <w:tr>
         <w:trPr>
           <w:cantSplit/>
+          <w:cantSplit/>
         </w:trPr>
         <w:tc>
           <w:tcPr>
@@ -12417,6 +12592,7 @@
       <w:tr>
         <w:trPr>
           <w:cantSplit/>
+          <w:cantSplit/>
         </w:trPr>
         <w:tc>
           <w:tcPr>
@@ -12490,6 +12666,7 @@
       <w:tr>
         <w:trPr>
           <w:cantSplit/>
+          <w:cantSplit/>
         </w:trPr>
         <w:tc>
           <w:tcPr>
@@ -12563,6 +12740,7 @@
       <w:tr>
         <w:trPr>
           <w:cantSplit/>
+          <w:cantSplit/>
         </w:trPr>
         <w:tc>
           <w:tcPr>
@@ -12636,6 +12814,7 @@
       <w:tr>
         <w:trPr>
           <w:cantSplit/>
+          <w:cantSplit/>
         </w:trPr>
         <w:tc>
           <w:tcPr>
@@ -12709,6 +12888,7 @@
       <w:tr>
         <w:trPr>
           <w:cantSplit/>
+          <w:cantSplit/>
         </w:trPr>
         <w:tc>
           <w:tcPr>
@@ -12782,6 +12962,7 @@
       <w:tr>
         <w:trPr>
           <w:cantSplit/>
+          <w:cantSplit/>
         </w:trPr>
         <w:tc>
           <w:tcPr>
@@ -12855,6 +13036,7 @@
       <w:tr>
         <w:trPr>
           <w:cantSplit/>
+          <w:cantSplit/>
         </w:trPr>
         <w:tc>
           <w:tcPr>
@@ -12928,6 +13110,7 @@
       <w:tr>
         <w:trPr>
           <w:cantSplit/>
+          <w:cantSplit/>
         </w:trPr>
         <w:tc>
           <w:tcPr>
@@ -13001,6 +13184,7 @@
       <w:tr>
         <w:trPr>
           <w:cantSplit/>
+          <w:cantSplit/>
         </w:trPr>
         <w:tc>
           <w:tcPr>
@@ -13074,6 +13258,7 @@
       <w:tr>
         <w:trPr>
           <w:cantSplit/>
+          <w:cantSplit/>
         </w:trPr>
         <w:tc>
           <w:tcPr>
@@ -13147,6 +13332,7 @@
       <w:tr>
         <w:trPr>
           <w:cantSplit/>
+          <w:cantSplit/>
         </w:trPr>
         <w:tc>
           <w:tcPr>
@@ -13220,6 +13406,7 @@
       <w:tr>
         <w:trPr>
           <w:cantSplit/>
+          <w:cantSplit/>
         </w:trPr>
         <w:tc>
           <w:tcPr>
@@ -13293,6 +13480,7 @@
       <w:tr>
         <w:trPr>
           <w:cantSplit/>
+          <w:cantSplit/>
         </w:trPr>
         <w:tc>
           <w:tcPr>
@@ -13366,6 +13554,7 @@
       <w:tr>
         <w:trPr>
           <w:cantSplit/>
+          <w:cantSplit/>
         </w:trPr>
         <w:tc>
           <w:tcPr>
@@ -13439,6 +13628,7 @@
       <w:tr>
         <w:trPr>
           <w:cantSplit/>
+          <w:cantSplit/>
         </w:trPr>
         <w:tc>
           <w:tcPr>
@@ -13512,6 +13702,7 @@
       <w:tr>
         <w:trPr>
           <w:cantSplit/>
+          <w:cantSplit/>
         </w:trPr>
         <w:tc>
           <w:tcPr>
@@ -13585,6 +13776,7 @@
       <w:tr>
         <w:trPr>
           <w:cantSplit/>
+          <w:cantSplit/>
         </w:trPr>
         <w:tc>
           <w:tcPr>
@@ -13658,6 +13850,7 @@
       <w:tr>
         <w:trPr>
           <w:cantSplit/>
+          <w:cantSplit/>
         </w:trPr>
         <w:tc>
           <w:tcPr>
@@ -13731,6 +13924,7 @@
       <w:tr>
         <w:trPr>
           <w:cantSplit/>
+          <w:cantSplit/>
         </w:trPr>
         <w:tc>
           <w:tcPr>
@@ -13804,6 +13998,7 @@
       <w:tr>
         <w:trPr>
           <w:cantSplit/>
+          <w:cantSplit/>
         </w:trPr>
         <w:tc>
           <w:tcPr>
@@ -13877,6 +14072,7 @@
       <w:tr>
         <w:trPr>
           <w:cantSplit/>
+          <w:cantSplit/>
         </w:trPr>
         <w:tc>
           <w:tcPr>
@@ -13950,6 +14146,7 @@
       <w:tr>
         <w:trPr>
           <w:cantSplit/>
+          <w:cantSplit/>
         </w:trPr>
         <w:tc>
           <w:tcPr>
@@ -14023,6 +14220,7 @@
       <w:tr>
         <w:trPr>
           <w:cantSplit/>
+          <w:cantSplit/>
         </w:trPr>
         <w:tc>
           <w:tcPr>
@@ -14096,6 +14294,7 @@
       <w:tr>
         <w:trPr>
           <w:cantSplit/>
+          <w:cantSplit/>
         </w:trPr>
         <w:tc>
           <w:tcPr>
@@ -14169,6 +14368,7 @@
       <w:tr>
         <w:trPr>
           <w:cantSplit/>
+          <w:cantSplit/>
         </w:trPr>
         <w:tc>
           <w:tcPr>
@@ -14242,6 +14442,7 @@
       <w:tr>
         <w:trPr>
           <w:cantSplit/>
+          <w:cantSplit/>
         </w:trPr>
         <w:tc>
           <w:tcPr>
@@ -14315,6 +14516,7 @@
       <w:tr>
         <w:trPr>
           <w:cantSplit/>
+          <w:cantSplit/>
         </w:trPr>
         <w:tc>
           <w:tcPr>
@@ -14388,6 +14590,7 @@
       <w:tr>
         <w:trPr>
           <w:cantSplit/>
+          <w:cantSplit/>
         </w:trPr>
         <w:tc>
           <w:tcPr>
@@ -14461,6 +14664,7 @@
       <w:tr>
         <w:trPr>
           <w:cantSplit/>
+          <w:cantSplit/>
         </w:trPr>
         <w:tc>
           <w:tcPr>
@@ -14534,6 +14738,7 @@
       <w:tr>
         <w:trPr>
           <w:cantSplit/>
+          <w:cantSplit/>
         </w:trPr>
         <w:tc>
           <w:tcPr>
@@ -14607,6 +14812,7 @@
       <w:tr>
         <w:trPr>
           <w:cantSplit/>
+          <w:cantSplit/>
         </w:trPr>
         <w:tc>
           <w:tcPr>
@@ -14680,6 +14886,7 @@
       <w:tr>
         <w:trPr>
           <w:cantSplit/>
+          <w:cantSplit/>
         </w:trPr>
         <w:tc>
           <w:tcPr>
@@ -14753,6 +14960,7 @@
       <w:tr>
         <w:trPr>
           <w:cantSplit/>
+          <w:cantSplit/>
         </w:trPr>
         <w:tc>
           <w:tcPr>
@@ -14826,6 +15034,7 @@
       <w:tr>
         <w:trPr>
           <w:cantSplit/>
+          <w:cantSplit/>
         </w:trPr>
         <w:tc>
           <w:tcPr>
@@ -14899,6 +15108,7 @@
       <w:tr>
         <w:trPr>
           <w:cantSplit/>
+          <w:cantSplit/>
         </w:trPr>
         <w:tc>
           <w:tcPr>
@@ -14972,6 +15182,7 @@
       <w:tr>
         <w:trPr>
           <w:cantSplit/>
+          <w:cantSplit/>
         </w:trPr>
         <w:tc>
           <w:tcPr>
@@ -15045,6 +15256,7 @@
       <w:tr>
         <w:trPr>
           <w:cantSplit/>
+          <w:cantSplit/>
         </w:trPr>
         <w:tc>
           <w:tcPr>
@@ -15118,6 +15330,7 @@
       <w:tr>
         <w:trPr>
           <w:cantSplit/>
+          <w:cantSplit/>
         </w:trPr>
         <w:tc>
           <w:tcPr>
@@ -15191,6 +15404,7 @@
       <w:tr>
         <w:trPr>
           <w:cantSplit/>
+          <w:cantSplit/>
         </w:trPr>
         <w:tc>
           <w:tcPr>
@@ -15264,6 +15478,7 @@
       <w:tr>
         <w:trPr>
           <w:cantSplit/>
+          <w:cantSplit/>
         </w:trPr>
         <w:tc>
           <w:tcPr>
@@ -15337,6 +15552,7 @@
       <w:tr>
         <w:trPr>
           <w:cantSplit/>
+          <w:cantSplit/>
         </w:trPr>
         <w:tc>
           <w:tcPr>
@@ -15410,6 +15626,7 @@
       <w:tr>
         <w:trPr>
           <w:cantSplit/>
+          <w:cantSplit/>
         </w:trPr>
         <w:tc>
           <w:tcPr>
@@ -15483,6 +15700,7 @@
       <w:tr>
         <w:trPr>
           <w:cantSplit/>
+          <w:cantSplit/>
         </w:trPr>
         <w:tc>
           <w:tcPr>
@@ -15556,6 +15774,7 @@
       <w:tr>
         <w:trPr>
           <w:cantSplit/>
+          <w:cantSplit/>
         </w:trPr>
         <w:tc>
           <w:tcPr>
@@ -15629,6 +15848,7 @@
       <w:tr>
         <w:trPr>
           <w:cantSplit/>
+          <w:cantSplit/>
         </w:trPr>
         <w:tc>
           <w:tcPr>
@@ -15702,6 +15922,7 @@
       <w:tr>
         <w:trPr>
           <w:cantSplit/>
+          <w:cantSplit/>
         </w:trPr>
         <w:tc>
           <w:tcPr>
@@ -15775,6 +15996,7 @@
       <w:tr>
         <w:trPr>
           <w:cantSplit/>
+          <w:cantSplit/>
         </w:trPr>
         <w:tc>
           <w:tcPr>
@@ -15848,6 +16070,7 @@
       <w:tr>
         <w:trPr>
           <w:cantSplit/>
+          <w:cantSplit/>
         </w:trPr>
         <w:tc>
           <w:tcPr>
@@ -15920,6 +16143,7 @@
       </w:tr>
       <w:tr>
         <w:trPr>
+          <w:cantSplit/>
           <w:cantSplit/>
         </w:trPr>
         <w:tc>
@@ -16043,6 +16267,8 @@
         <w:trPr>
           <w:cantSplit/>
           <w:tblHeader/>
+          <w:cantSplit/>
+          <w:tblHeader/>
         </w:trPr>
         <w:tc>
           <w:tcPr>
@@ -16124,6 +16350,7 @@
       <w:tr>
         <w:trPr>
           <w:cantSplit/>
+          <w:cantSplit/>
         </w:trPr>
         <w:tc>
           <w:tcPr>
@@ -16197,6 +16424,7 @@
       <w:tr>
         <w:trPr>
           <w:cantSplit/>
+          <w:cantSplit/>
         </w:trPr>
         <w:tc>
           <w:tcPr>
@@ -16270,6 +16498,7 @@
       <w:tr>
         <w:trPr>
           <w:cantSplit/>
+          <w:cantSplit/>
         </w:trPr>
         <w:tc>
           <w:tcPr>
@@ -16343,6 +16572,7 @@
       <w:tr>
         <w:trPr>
           <w:cantSplit/>
+          <w:cantSplit/>
         </w:trPr>
         <w:tc>
           <w:tcPr>
@@ -16416,6 +16646,7 @@
       <w:tr>
         <w:trPr>
           <w:cantSplit/>
+          <w:cantSplit/>
         </w:trPr>
         <w:tc>
           <w:tcPr>
@@ -16489,6 +16720,7 @@
       <w:tr>
         <w:trPr>
           <w:cantSplit/>
+          <w:cantSplit/>
         </w:trPr>
         <w:tc>
           <w:tcPr>
@@ -16562,6 +16794,7 @@
       <w:tr>
         <w:trPr>
           <w:cantSplit/>
+          <w:cantSplit/>
         </w:trPr>
         <w:tc>
           <w:tcPr>
@@ -16635,6 +16868,7 @@
       <w:tr>
         <w:trPr>
           <w:cantSplit/>
+          <w:cantSplit/>
         </w:trPr>
         <w:tc>
           <w:tcPr>
@@ -16708,6 +16942,7 @@
       <w:tr>
         <w:trPr>
           <w:cantSplit/>
+          <w:cantSplit/>
         </w:trPr>
         <w:tc>
           <w:tcPr>
@@ -16781,6 +17016,7 @@
       <w:tr>
         <w:trPr>
           <w:cantSplit/>
+          <w:cantSplit/>
         </w:trPr>
         <w:tc>
           <w:tcPr>
@@ -16854,6 +17090,7 @@
       <w:tr>
         <w:trPr>
           <w:cantSplit/>
+          <w:cantSplit/>
         </w:trPr>
         <w:tc>
           <w:tcPr>
@@ -16927,6 +17164,7 @@
       <w:tr>
         <w:trPr>
           <w:cantSplit/>
+          <w:cantSplit/>
         </w:trPr>
         <w:tc>
           <w:tcPr>
@@ -17000,6 +17238,7 @@
       <w:tr>
         <w:trPr>
           <w:cantSplit/>
+          <w:cantSplit/>
         </w:trPr>
         <w:tc>
           <w:tcPr>
@@ -17073,6 +17312,7 @@
       <w:tr>
         <w:trPr>
           <w:cantSplit/>
+          <w:cantSplit/>
         </w:trPr>
         <w:tc>
           <w:tcPr>
@@ -17146,6 +17386,7 @@
       <w:tr>
         <w:trPr>
           <w:cantSplit/>
+          <w:cantSplit/>
         </w:trPr>
         <w:tc>
           <w:tcPr>
@@ -17219,6 +17460,7 @@
       <w:tr>
         <w:trPr>
           <w:cantSplit/>
+          <w:cantSplit/>
         </w:trPr>
         <w:tc>
           <w:tcPr>
@@ -17292,6 +17534,7 @@
       <w:tr>
         <w:trPr>
           <w:cantSplit/>
+          <w:cantSplit/>
         </w:trPr>
         <w:tc>
           <w:tcPr>
@@ -17365,6 +17608,7 @@
       <w:tr>
         <w:trPr>
           <w:cantSplit/>
+          <w:cantSplit/>
         </w:trPr>
         <w:tc>
           <w:tcPr>
@@ -17438,6 +17682,7 @@
       <w:tr>
         <w:trPr>
           <w:cantSplit/>
+          <w:cantSplit/>
         </w:trPr>
         <w:tc>
           <w:tcPr>
@@ -17511,6 +17756,7 @@
       <w:tr>
         <w:trPr>
           <w:cantSplit/>
+          <w:cantSplit/>
         </w:trPr>
         <w:tc>
           <w:tcPr>
@@ -17584,6 +17830,7 @@
       <w:tr>
         <w:trPr>
           <w:cantSplit/>
+          <w:cantSplit/>
         </w:trPr>
         <w:tc>
           <w:tcPr>
@@ -17657,6 +17904,7 @@
       <w:tr>
         <w:trPr>
           <w:cantSplit/>
+          <w:cantSplit/>
         </w:trPr>
         <w:tc>
           <w:tcPr>
@@ -17730,6 +17978,7 @@
       <w:tr>
         <w:trPr>
           <w:cantSplit/>
+          <w:cantSplit/>
         </w:trPr>
         <w:tc>
           <w:tcPr>
@@ -17803,6 +18052,7 @@
       <w:tr>
         <w:trPr>
           <w:cantSplit/>
+          <w:cantSplit/>
         </w:trPr>
         <w:tc>
           <w:tcPr>
@@ -17876,6 +18126,7 @@
       <w:tr>
         <w:trPr>
           <w:cantSplit/>
+          <w:cantSplit/>
         </w:trPr>
         <w:tc>
           <w:tcPr>
@@ -17948,6 +18199,7 @@
       </w:tr>
       <w:tr>
         <w:trPr>
+          <w:cantSplit/>
           <w:cantSplit/>
         </w:trPr>
         <w:tc>
@@ -18071,6 +18323,8 @@
         <w:trPr>
           <w:cantSplit/>
           <w:tblHeader/>
+          <w:cantSplit/>
+          <w:tblHeader/>
         </w:trPr>
         <w:tc>
           <w:tcPr>
@@ -18152,6 +18406,7 @@
       <w:tr>
         <w:trPr>
           <w:cantSplit/>
+          <w:cantSplit/>
         </w:trPr>
         <w:tc>
           <w:tcPr>
@@ -18224,6 +18479,7 @@
       </w:tr>
       <w:tr>
         <w:trPr>
+          <w:cantSplit/>
           <w:cantSplit/>
         </w:trPr>
         <w:tc>
@@ -18361,6 +18617,8 @@
         <w:trPr>
           <w:cantSplit/>
           <w:tblHeader/>
+          <w:cantSplit/>
+          <w:tblHeader/>
         </w:trPr>
         <w:tc>
           <w:tcPr>
@@ -18442,6 +18700,7 @@
       <w:tr>
         <w:trPr>
           <w:cantSplit/>
+          <w:cantSplit/>
         </w:trPr>
         <w:tc>
           <w:tcPr>
@@ -18515,6 +18774,7 @@
       <w:tr>
         <w:trPr>
           <w:cantSplit/>
+          <w:cantSplit/>
         </w:trPr>
         <w:tc>
           <w:tcPr>
@@ -18588,6 +18848,7 @@
       <w:tr>
         <w:trPr>
           <w:cantSplit/>
+          <w:cantSplit/>
         </w:trPr>
         <w:tc>
           <w:tcPr>
@@ -18661,6 +18922,7 @@
       <w:tr>
         <w:trPr>
           <w:cantSplit/>
+          <w:cantSplit/>
         </w:trPr>
         <w:tc>
           <w:tcPr>
@@ -18734,6 +18996,7 @@
       <w:tr>
         <w:trPr>
           <w:cantSplit/>
+          <w:cantSplit/>
         </w:trPr>
         <w:tc>
           <w:tcPr>
@@ -18807,6 +19070,7 @@
       <w:tr>
         <w:trPr>
           <w:cantSplit/>
+          <w:cantSplit/>
         </w:trPr>
         <w:tc>
           <w:tcPr>
@@ -18880,6 +19144,7 @@
       <w:tr>
         <w:trPr>
           <w:cantSplit/>
+          <w:cantSplit/>
         </w:trPr>
         <w:tc>
           <w:tcPr>
@@ -18953,6 +19218,7 @@
       <w:tr>
         <w:trPr>
           <w:cantSplit/>
+          <w:cantSplit/>
         </w:trPr>
         <w:tc>
           <w:tcPr>
@@ -19026,6 +19292,7 @@
       <w:tr>
         <w:trPr>
           <w:cantSplit/>
+          <w:cantSplit/>
         </w:trPr>
         <w:tc>
           <w:tcPr>
@@ -19099,6 +19366,7 @@
       <w:tr>
         <w:trPr>
           <w:cantSplit/>
+          <w:cantSplit/>
         </w:trPr>
         <w:tc>
           <w:tcPr>
@@ -19172,6 +19440,7 @@
       <w:tr>
         <w:trPr>
           <w:cantSplit/>
+          <w:cantSplit/>
         </w:trPr>
         <w:tc>
           <w:tcPr>
@@ -19245,6 +19514,7 @@
       <w:tr>
         <w:trPr>
           <w:cantSplit/>
+          <w:cantSplit/>
         </w:trPr>
         <w:tc>
           <w:tcPr>
@@ -19318,6 +19588,7 @@
       <w:tr>
         <w:trPr>
           <w:cantSplit/>
+          <w:cantSplit/>
         </w:trPr>
         <w:tc>
           <w:tcPr>
@@ -19391,6 +19662,7 @@
       <w:tr>
         <w:trPr>
           <w:cantSplit/>
+          <w:cantSplit/>
         </w:trPr>
         <w:tc>
           <w:tcPr>
@@ -19464,6 +19736,7 @@
       <w:tr>
         <w:trPr>
           <w:cantSplit/>
+          <w:cantSplit/>
         </w:trPr>
         <w:tc>
           <w:tcPr>
@@ -19536,6 +19809,7 @@
       </w:tr>
       <w:tr>
         <w:trPr>
+          <w:cantSplit/>
           <w:cantSplit/>
         </w:trPr>
         <w:tc>
@@ -19673,6 +19947,8 @@
         <w:trPr>
           <w:cantSplit/>
           <w:tblHeader/>
+          <w:cantSplit/>
+          <w:tblHeader/>
         </w:trPr>
         <w:tc>
           <w:tcPr>
@@ -19754,6 +20030,7 @@
       <w:tr>
         <w:trPr>
           <w:cantSplit/>
+          <w:cantSplit/>
         </w:trPr>
         <w:tc>
           <w:tcPr>
@@ -19827,6 +20104,7 @@
       <w:tr>
         <w:trPr>
           <w:cantSplit/>
+          <w:cantSplit/>
         </w:trPr>
         <w:tc>
           <w:tcPr>
@@ -19899,6 +20177,7 @@
       </w:tr>
       <w:tr>
         <w:trPr>
+          <w:cantSplit/>
           <w:cantSplit/>
         </w:trPr>
         <w:tc>

--- a/engine/fertiglobe_study/Fertiglobe_Bibliography_09-08-2026.docx
+++ b/engine/fertiglobe_study/Fertiglobe_Bibliography_09-08-2026.docx
@@ -2630,7 +2630,7 @@
                 <w:color w:val="1C3A36"/>
                 <w:sz w:val="15"/>
               </w:rPr>
-              <w:t>The 17-name equal-weight composite used as the local market proxy in that regression</w:t>
+              <w:t>The published FTSE ADX General index, the regressor for an ADX-listed share</w:t>
             </w:r>
           </w:p>
         </w:tc>
@@ -18512,7 +18512,7 @@
                 <w:color w:val="1C3A36"/>
                 <w:sz w:val="15"/>
               </w:rPr>
-              <w:t>0.492</w:t>
+              <w:t>0.931</w:t>
             </w:r>
           </w:p>
         </w:tc>
@@ -18546,7 +18546,7 @@
                 <w:color w:val="1C3A36"/>
                 <w:sz w:val="15"/>
               </w:rPr>
-              <w:t>Own-stock weekly regression against an equal-weight ADX/DFM composite built from the 17-name UAE price library, 4.71 years, n=246, R-squared 0.062, standard error 0.123</w:t>
+              <w:t>Own-stock weekly regression against the FTSE ADX General index (published, as of 2026-07-24), 4.68 years, n=242, R-squared 0.100, standard error 0.283</w:t>
             </w:r>
           </w:p>
         </w:tc>
@@ -18806,7 +18806,7 @@
                 <w:color w:val="1C3A36"/>
                 <w:sz w:val="15"/>
               </w:rPr>
-              <w:t>Framing A reverts urea to $440 per tonne by 2028 and holds there; framing B holds it near $550. Both are run all the way to a value: AED 2.60 under A and AED 3.95 under B. Both appear in the summary, the body, the workbook and an expert's range</w:t>
+              <w:t>Framing A reverts urea to $440 per tonne by 2028 and holds there; framing B holds it near $550. Both are run all the way to a value: AED 1.76 under A and AED 2.62 under B. Both appear in the summary, the body, the workbook and an expert's range</w:t>
             </w:r>
           </w:p>
         </w:tc>
@@ -18937,7 +18937,7 @@
                 <w:color w:val="1C3A36"/>
                 <w:sz w:val="15"/>
               </w:rPr>
-              <w:t>Beta of 0.492 from the share's own history, despite a weak fit</w:t>
+              <w:t>Beta of 0.931 from the share's own history, despite a weak fit</w:t>
             </w:r>
           </w:p>
         </w:tc>
@@ -18954,7 +18954,7 @@
                 <w:color w:val="1C3A36"/>
                 <w:sz w:val="15"/>
               </w:rPr>
-              <w:t>0.492, from 246 weekly observations over 4.7 years against an equal-weight composite of the local market. It is used as measured, not adjusted toward one</w:t>
+              <w:t>0.931, from 242 weekly observations over 4.7 years against the published FTSE ADX General index — the index of the exchange the share is listed on. It is used as measured, not adjusted toward one</w:t>
             </w:r>
           </w:p>
         </w:tc>
@@ -18971,7 +18971,7 @@
                 <w:color w:val="1C3A36"/>
                 <w:sz w:val="15"/>
               </w:rPr>
-              <w:t>The regression explains only 6.2% of the variance and the standard error is 0.123, so the 90% interval runs from 0.29 to 0.69 — a genuinely weak fit, which is what a 12.6% free float on a commodity producer should produce. The share tracks nitrogen prices, not the local index. The study says so plainly rather than borrowing a foreign peer beta that would look firmer than the evidence is</w:t>
+              <w:t>The regression explains only 10.0% of the variance and the standard error is 0.283, so the 90% interval runs from 0.47 to 1.40 — a genuinely weak fit, which is what a 12.6% free float on a commodity producer should produce. The share tracks nitrogen prices, not the local index. The study says so plainly rather than borrowing a foreign peer beta that would look firmer than the evidence is</w:t>
             </w:r>
           </w:p>
         </w:tc>
@@ -18988,7 +18988,7 @@
                 <w:color w:val="1C3A36"/>
                 <w:sz w:val="15"/>
               </w:rPr>
-              <w:t>A materially higher free float, or a longer history, that lifts the explanatory power. The whole 90% interval is priced in the sensitivity table: at 0.69 the value falls by roughly a fifth. A reader who prefers the adjusted-toward-one convention would use 0.661, which is shown</w:t>
+              <w:t>A materially higher free float, or a longer history, that lifts the explanatory power. The whole 90% interval is priced in the sensitivity table: at 1.40 the value falls by roughly a fifth. A reader who prefers the adjusted-toward-one convention would use 0.954, which is shown</w:t>
             </w:r>
           </w:p>
         </w:tc>
@@ -19102,7 +19102,7 @@
                 <w:color w:val="1C3A36"/>
                 <w:sz w:val="15"/>
               </w:rPr>
-              <w:t>26.3% of total equity value is deducted for minorities in the bridge from enterprise to attributable equity, which is AED 2.60 under framing A. On a book basis (the balance-sheet carrying amount of $443.3m) the same framing gives AED 3.34</w:t>
+              <w:t>26.3% of total equity value is deducted for minorities in the bridge from enterprise to attributable equity, which is AED 1.76 under framing A. On a book basis (the balance-sheet carrying amount of $443.3m) the same framing gives AED 2.19</w:t>
             </w:r>
           </w:p>
         </w:tc>
@@ -19694,7 +19694,7 @@
                 <w:color w:val="1C3A36"/>
                 <w:sz w:val="15"/>
               </w:rPr>
-              <w:t>Cash flows grow at 2.0% after 2030 and the cost of capital glides from 8.53% to 8.12% as leverage normalises toward the sector. The terminal block is 66% of enterprise value under framing A</w:t>
+              <w:t>Cash flows grow at 2.0% after 2030 and the cost of capital glides from 11.90% to 11.11% as leverage normalises toward the sector. The terminal block is 55% of enterprise value under framing A</w:t>
             </w:r>
           </w:p>
         </w:tc>

--- a/engine/fertiglobe_study/Fertiglobe_Bibliography_09-08-2026.docx
+++ b/engine/fertiglobe_study/Fertiglobe_Bibliography_09-08-2026.docx
@@ -3256,7 +3256,7 @@
           <w:color w:val="1C3A36"/>
           <w:sz w:val="24"/>
         </w:rPr>
-        <w:t>Country — 13 inputs</w:t>
+        <w:t>Country — 15 inputs</w:t>
       </w:r>
     </w:p>
     <w:tbl>
@@ -4107,6 +4107,154 @@
                 <w:sz w:val="15"/>
               </w:rPr>
               <w:t>A. Damodaran, country default spreads and risk premiums (ctryprem.html), read live — Algeria equity risk premium, rating basis (not rated)</w:t>
+            </w:r>
+          </w:p>
+        </w:tc>
+      </w:tr>
+      <w:tr>
+        <w:trPr>
+          <w:cantSplit/>
+          <w:cantSplit/>
+        </w:trPr>
+        <w:tc>
+          <w:tcPr>
+            <w:tcW w:type="dxa" w:w="1728"/>
+          </w:tcPr>
+          <w:p>
+            <w:pPr>
+              <w:spacing w:after="20"/>
+            </w:pPr>
+            <w:r>
+              <w:rPr>
+                <w:color w:val="1C3A36"/>
+                <w:sz w:val="15"/>
+              </w:rPr>
+              <w:t>eg ads</w:t>
+            </w:r>
+          </w:p>
+        </w:tc>
+        <w:tc>
+          <w:tcPr>
+            <w:tcW w:type="dxa" w:w="1224"/>
+          </w:tcPr>
+          <w:p>
+            <w:pPr>
+              <w:spacing w:after="20"/>
+            </w:pPr>
+            <w:r>
+              <w:rPr>
+                <w:color w:val="1C3A36"/>
+                <w:sz w:val="15"/>
+              </w:rPr>
+              <w:t>$0.1m</w:t>
+            </w:r>
+          </w:p>
+        </w:tc>
+        <w:tc>
+          <w:tcPr>
+            <w:tcW w:type="dxa" w:w="1080"/>
+          </w:tcPr>
+          <w:p>
+            <w:pPr>
+              <w:spacing w:after="20"/>
+            </w:pPr>
+            <w:r>
+              <w:rPr>
+                <w:color w:val="1C3A36"/>
+                <w:sz w:val="15"/>
+              </w:rPr>
+              <w:t>2026-08-09</w:t>
+            </w:r>
+          </w:p>
+        </w:tc>
+        <w:tc>
+          <w:tcPr>
+            <w:tcW w:type="dxa" w:w="6048"/>
+          </w:tcPr>
+          <w:p>
+            <w:pPr>
+              <w:spacing w:after="20"/>
+            </w:pPr>
+            <w:r>
+              <w:rPr>
+                <w:color w:val="1C3A36"/>
+                <w:sz w:val="15"/>
+              </w:rPr>
+              <w:t>A. Damodaran, country default spreads and risk premiums (ctryprem.html), read live — Egypt adjusted default spread (Moody's Caa1)</w:t>
+            </w:r>
+          </w:p>
+        </w:tc>
+      </w:tr>
+      <w:tr>
+        <w:trPr>
+          <w:cantSplit/>
+          <w:cantSplit/>
+        </w:trPr>
+        <w:tc>
+          <w:tcPr>
+            <w:tcW w:type="dxa" w:w="1728"/>
+          </w:tcPr>
+          <w:p>
+            <w:pPr>
+              <w:spacing w:after="20"/>
+            </w:pPr>
+            <w:r>
+              <w:rPr>
+                <w:color w:val="1C3A36"/>
+                <w:sz w:val="15"/>
+              </w:rPr>
+              <w:t>dz ads</w:t>
+            </w:r>
+          </w:p>
+        </w:tc>
+        <w:tc>
+          <w:tcPr>
+            <w:tcW w:type="dxa" w:w="1224"/>
+          </w:tcPr>
+          <w:p>
+            <w:pPr>
+              <w:spacing w:after="20"/>
+            </w:pPr>
+            <w:r>
+              <w:rPr>
+                <w:color w:val="1C3A36"/>
+                <w:sz w:val="15"/>
+              </w:rPr>
+              <w:t>$0.0m</w:t>
+            </w:r>
+          </w:p>
+        </w:tc>
+        <w:tc>
+          <w:tcPr>
+            <w:tcW w:type="dxa" w:w="1080"/>
+          </w:tcPr>
+          <w:p>
+            <w:pPr>
+              <w:spacing w:after="20"/>
+            </w:pPr>
+            <w:r>
+              <w:rPr>
+                <w:color w:val="1C3A36"/>
+                <w:sz w:val="15"/>
+              </w:rPr>
+              <w:t>2026-08-09</w:t>
+            </w:r>
+          </w:p>
+        </w:tc>
+        <w:tc>
+          <w:tcPr>
+            <w:tcW w:type="dxa" w:w="6048"/>
+          </w:tcPr>
+          <w:p>
+            <w:pPr>
+              <w:spacing w:after="20"/>
+            </w:pPr>
+            <w:r>
+              <w:rPr>
+                <w:color w:val="1C3A36"/>
+                <w:sz w:val="15"/>
+              </w:rPr>
+              <w:t>A. Damodaran, country default spreads and risk premiums (ctryprem.html), read live — Algeria adjusted default spread (not rated)</w:t>
             </w:r>
           </w:p>
         </w:tc>
@@ -5222,7 +5370,7 @@
           <w:color w:val="1C3A36"/>
           <w:sz w:val="24"/>
         </w:rPr>
-        <w:t>Company — filed financial statements — 147 inputs</w:t>
+        <w:t>Company — filed financial statements — 149 inputs</w:t>
       </w:r>
     </w:p>
     <w:tbl>
@@ -15345,7 +15493,7 @@
                 <w:color w:val="1C3A36"/>
                 <w:sz w:val="15"/>
               </w:rPr>
-              <w:t>w egypt</w:t>
+              <w:t>nci pct sorfert</w:t>
             </w:r>
           </w:p>
         </w:tc>
@@ -15362,7 +15510,7 @@
                 <w:color w:val="1C3A36"/>
                 <w:sz w:val="15"/>
               </w:rPr>
-              <w:t>31.1%</w:t>
+              <w:t>$0.5m</w:t>
             </w:r>
           </w:p>
         </w:tc>
@@ -15396,7 +15544,7 @@
                 <w:color w:val="1C3A36"/>
                 <w:sz w:val="15"/>
               </w:rPr>
-              <w:t>Fertiglobe plc, Consolidated Financial Statements FY2025 (PwC-signed 4-Mar-2026) — 'non-current assets in individual foreign countries are 31.1% in Egypt'</w:t>
+              <w:t>Fertiglobe plc, Annual Report 2025, note 15 (non-controlling interests) — Sorfert Algeria SpA</w:t>
             </w:r>
           </w:p>
         </w:tc>
@@ -15419,7 +15567,7 @@
                 <w:color w:val="1C3A36"/>
                 <w:sz w:val="15"/>
               </w:rPr>
-              <w:t>w algeria</w:t>
+              <w:t>nci pct ebic</w:t>
             </w:r>
           </w:p>
         </w:tc>
@@ -15436,7 +15584,7 @@
                 <w:color w:val="1C3A36"/>
                 <w:sz w:val="15"/>
               </w:rPr>
-              <w:t>16.1%</w:t>
+              <w:t>$0.2m</w:t>
             </w:r>
           </w:p>
         </w:tc>
@@ -15470,7 +15618,7 @@
                 <w:color w:val="1C3A36"/>
                 <w:sz w:val="15"/>
               </w:rPr>
-              <w:t>Fertiglobe plc, Consolidated Financial Statements FY2025 (PwC-signed 4-Mar-2026) — '16.1% in Algeria'</w:t>
+              <w:t>Fertiglobe plc, Annual Report 2025, note 15 (non-controlling interests) — Egyptian Basic Industries Corporation</w:t>
             </w:r>
           </w:p>
         </w:tc>
@@ -15493,7 +15641,7 @@
                 <w:color w:val="1C3A36"/>
                 <w:sz w:val="15"/>
               </w:rPr>
-              <w:t>nca middle east</w:t>
+              <w:t>w egypt</w:t>
             </w:r>
           </w:p>
         </w:tc>
@@ -15510,7 +15658,7 @@
                 <w:color w:val="1C3A36"/>
                 <w:sz w:val="15"/>
               </w:rPr>
-              <w:t>$2,769.5m</w:t>
+              <w:t>31.1%</w:t>
             </w:r>
           </w:p>
         </w:tc>
@@ -15544,7 +15692,7 @@
                 <w:color w:val="1C3A36"/>
                 <w:sz w:val="15"/>
               </w:rPr>
-              <w:t>Fertiglobe plc, Consolidated Financial Statements FY2025 (PwC-signed 4-Mar-2026) — geographical information, non-current assets</w:t>
+              <w:t>Fertiglobe plc, Annual Report 2025, note 15 (non-controlling interests) — 'non-current assets in individual foreign countries are 31.1% in Egypt'</w:t>
             </w:r>
           </w:p>
         </w:tc>
@@ -15567,7 +15715,7 @@
                 <w:color w:val="1C3A36"/>
                 <w:sz w:val="15"/>
               </w:rPr>
-              <w:t>nca total</w:t>
+              <w:t>w algeria</w:t>
             </w:r>
           </w:p>
         </w:tc>
@@ -15584,7 +15732,7 @@
                 <w:color w:val="1C3A36"/>
                 <w:sz w:val="15"/>
               </w:rPr>
-              <w:t>$3,385.8m</w:t>
+              <w:t>16.1%</w:t>
             </w:r>
           </w:p>
         </w:tc>
@@ -15618,7 +15766,7 @@
                 <w:color w:val="1C3A36"/>
                 <w:sz w:val="15"/>
               </w:rPr>
-              <w:t>Fertiglobe plc, Consolidated Financial Statements FY2025 (PwC-signed 4-Mar-2026)</w:t>
+              <w:t>Fertiglobe plc, Annual Report 2025, note 15 (non-controlling interests) — '16.1% in Algeria'</w:t>
             </w:r>
           </w:p>
         </w:tc>
@@ -15641,7 +15789,7 @@
                 <w:color w:val="1C3A36"/>
                 <w:sz w:val="15"/>
               </w:rPr>
-              <w:t>nca other regions</w:t>
+              <w:t>nca middle east</w:t>
             </w:r>
           </w:p>
         </w:tc>
@@ -15658,7 +15806,7 @@
                 <w:color w:val="1C3A36"/>
                 <w:sz w:val="15"/>
               </w:rPr>
-              <w:t>$65.2m</w:t>
+              <w:t>$2,769.5m</w:t>
             </w:r>
           </w:p>
         </w:tc>
@@ -15692,7 +15840,7 @@
                 <w:color w:val="1C3A36"/>
                 <w:sz w:val="15"/>
               </w:rPr>
-              <w:t>Fertiglobe plc, Consolidated Financial Statements FY2025 (PwC-signed 4-Mar-2026) — Europe 14.2 + North America 2.1 + Asia and Oceania 48.9</w:t>
+              <w:t>Fertiglobe plc, Annual Report 2025, note 15 (non-controlling interests) — geographical information, non-current assets</w:t>
             </w:r>
           </w:p>
         </w:tc>
@@ -15715,7 +15863,7 @@
                 <w:color w:val="1C3A36"/>
                 <w:sz w:val="15"/>
               </w:rPr>
-              <w:t>kd spread facility bc</w:t>
+              <w:t>nca total</w:t>
             </w:r>
           </w:p>
         </w:tc>
@@ -15732,7 +15880,7 @@
                 <w:color w:val="1C3A36"/>
                 <w:sz w:val="15"/>
               </w:rPr>
-              <w:t>0.9%</w:t>
+              <w:t>$3,385.8m</w:t>
             </w:r>
           </w:p>
         </w:tc>
@@ -15766,7 +15914,7 @@
                 <w:color w:val="1C3A36"/>
                 <w:sz w:val="15"/>
               </w:rPr>
-              <w:t>Fertiglobe plc, Consolidated Financial Statements FY2025 (PwC-signed 4-Mar-2026) — Facilities B ($600m) and C ($500m), SOFR + 0.90%, spread renegotiated down from 150/140bps during 2025</w:t>
+              <w:t>Fertiglobe plc, Annual Report 2025, note 15 (non-controlling interests)</w:t>
             </w:r>
           </w:p>
         </w:tc>
@@ -15789,7 +15937,7 @@
                 <w:color w:val="1C3A36"/>
                 <w:sz w:val="15"/>
               </w:rPr>
-              <w:t>kd spread adnoc</w:t>
+              <w:t>nca other regions</w:t>
             </w:r>
           </w:p>
         </w:tc>
@@ -15806,7 +15954,7 @@
                 <w:color w:val="1C3A36"/>
                 <w:sz w:val="15"/>
               </w:rPr>
-              <w:t>1.05%</w:t>
+              <w:t>$65.2m</w:t>
             </w:r>
           </w:p>
         </w:tc>
@@ -15823,7 +15971,7 @@
                 <w:color w:val="1C3A36"/>
                 <w:sz w:val="15"/>
               </w:rPr>
-              <w:t>2025-03-27</w:t>
+              <w:t>2025-12-31</w:t>
             </w:r>
           </w:p>
         </w:tc>
@@ -15840,7 +15988,7 @@
                 <w:color w:val="1C3A36"/>
                 <w:sz w:val="15"/>
               </w:rPr>
-              <w:t>Fertiglobe plc, Consolidated Financial Statements FY2025 (PwC-signed 4-Mar-2026) — ADNOC term loan $300m drawn 27-Mar-2025, SOFR + 1.05%</w:t>
+              <w:t>Fertiglobe plc, Annual Report 2025, note 15 (non-controlling interests) — Europe 14.2 + North America 2.1 + Asia and Oceania 48.9</w:t>
             </w:r>
           </w:p>
         </w:tc>
@@ -15863,7 +16011,7 @@
                 <w:color w:val="1C3A36"/>
                 <w:sz w:val="15"/>
               </w:rPr>
-              <w:t>kd spread rcf</w:t>
+              <w:t>kd spread facility bc</w:t>
             </w:r>
           </w:p>
         </w:tc>
@@ -15880,7 +16028,7 @@
                 <w:color w:val="1C3A36"/>
                 <w:sz w:val="15"/>
               </w:rPr>
-              <w:t>1.15%</w:t>
+              <w:t>0.9%</w:t>
             </w:r>
           </w:p>
         </w:tc>
@@ -15914,7 +16062,7 @@
                 <w:color w:val="1C3A36"/>
                 <w:sz w:val="15"/>
               </w:rPr>
-              <w:t>Fertiglobe plc, Consolidated Financial Statements FY2025 (PwC-signed 4-Mar-2026) — revolving credit facility $600m, SOFR + 1.15%</w:t>
+              <w:t>Fertiglobe plc, Annual Report 2025, note 15 (non-controlling interests) — Facilities B ($600m) and C ($500m), SOFR + 0.90%, spread renegotiated down from 150/140bps during 2025</w:t>
             </w:r>
           </w:p>
         </w:tc>
@@ -15937,7 +16085,7 @@
                 <w:color w:val="1C3A36"/>
                 <w:sz w:val="15"/>
               </w:rPr>
-              <w:t>kd cap rate rejected</w:t>
+              <w:t>kd spread adnoc</w:t>
             </w:r>
           </w:p>
         </w:tc>
@@ -15954,7 +16102,7 @@
                 <w:color w:val="1C3A36"/>
                 <w:sz w:val="15"/>
               </w:rPr>
-              <w:t>6.62%</w:t>
+              <w:t>1.05%</w:t>
             </w:r>
           </w:p>
         </w:tc>
@@ -15971,7 +16119,7 @@
                 <w:color w:val="1C3A36"/>
                 <w:sz w:val="15"/>
               </w:rPr>
-              <w:t>2025-12-31</w:t>
+              <w:t>2025-03-27</w:t>
             </w:r>
           </w:p>
         </w:tc>
@@ -15988,7 +16136,7 @@
                 <w:color w:val="1C3A36"/>
                 <w:sz w:val="15"/>
               </w:rPr>
-              <w:t>Fertiglobe plc, Consolidated Financial Statements FY2025 (PwC-signed 4-Mar-2026) — weighted average interest rate on general borrowings used for borrowing-cost capitalisation. Historical/accounting; NOT used as the cost of debt.</w:t>
+              <w:t>Fertiglobe plc, Annual Report 2025, note 15 (non-controlling interests) — ADNOC term loan $300m drawn 27-Mar-2025, SOFR + 1.05%</w:t>
             </w:r>
           </w:p>
         </w:tc>
@@ -16011,7 +16159,7 @@
                 <w:color w:val="1C3A36"/>
                 <w:sz w:val="15"/>
               </w:rPr>
-              <w:t>debt usd fy25</w:t>
+              <w:t>kd spread rcf</w:t>
             </w:r>
           </w:p>
         </w:tc>
@@ -16028,7 +16176,7 @@
                 <w:color w:val="1C3A36"/>
                 <w:sz w:val="15"/>
               </w:rPr>
-              <w:t>$1,651.9m</w:t>
+              <w:t>1.15%</w:t>
             </w:r>
           </w:p>
         </w:tc>
@@ -16062,7 +16210,7 @@
                 <w:color w:val="1C3A36"/>
                 <w:sz w:val="15"/>
               </w:rPr>
-              <w:t>Fertiglobe plc, Consolidated Financial Statements FY2025 (PwC-signed 4-Mar-2026) — loans and borrowings by tranche: Facilities B/C 1,115.8 + ADNOC 303.2 + trade finance 91.5 + supply chain 67.0 + overdraft 6.9 + 2023 working capital 67.5</w:t>
+              <w:t>Fertiglobe plc, Annual Report 2025, note 15 (non-controlling interests) — revolving credit facility $600m, SOFR + 1.15%</w:t>
             </w:r>
           </w:p>
         </w:tc>
@@ -16085,7 +16233,7 @@
                 <w:color w:val="1C3A36"/>
                 <w:sz w:val="15"/>
               </w:rPr>
-              <w:t>debt dzd fy25</w:t>
+              <w:t>kd cap rate rejected</w:t>
             </w:r>
           </w:p>
         </w:tc>
@@ -16102,7 +16250,7 @@
                 <w:color w:val="1C3A36"/>
                 <w:sz w:val="15"/>
               </w:rPr>
-              <w:t>$34.8m</w:t>
+              <w:t>6.62%</w:t>
             </w:r>
           </w:p>
         </w:tc>
@@ -16136,7 +16284,7 @@
                 <w:color w:val="1C3A36"/>
                 <w:sz w:val="15"/>
               </w:rPr>
-              <w:t>Fertiglobe plc, Consolidated Financial Statements FY2025 (PwC-signed 4-Mar-2026) — Sorfert term loan, Algerian bank rate + 1.95%</w:t>
+              <w:t>Fertiglobe plc, Annual Report 2025, note 15 (non-controlling interests) — weighted average interest rate on general borrowings used for borrowing-cost capitalisation. Historical/accounting; NOT used as the cost of debt.</w:t>
             </w:r>
           </w:p>
         </w:tc>
@@ -16159,6 +16307,154 @@
                 <w:color w:val="1C3A36"/>
                 <w:sz w:val="15"/>
               </w:rPr>
+              <w:t>debt usd fy25</w:t>
+            </w:r>
+          </w:p>
+        </w:tc>
+        <w:tc>
+          <w:tcPr>
+            <w:tcW w:type="dxa" w:w="1224"/>
+          </w:tcPr>
+          <w:p>
+            <w:pPr>
+              <w:spacing w:after="20"/>
+            </w:pPr>
+            <w:r>
+              <w:rPr>
+                <w:color w:val="1C3A36"/>
+                <w:sz w:val="15"/>
+              </w:rPr>
+              <w:t>$1,651.9m</w:t>
+            </w:r>
+          </w:p>
+        </w:tc>
+        <w:tc>
+          <w:tcPr>
+            <w:tcW w:type="dxa" w:w="1080"/>
+          </w:tcPr>
+          <w:p>
+            <w:pPr>
+              <w:spacing w:after="20"/>
+            </w:pPr>
+            <w:r>
+              <w:rPr>
+                <w:color w:val="1C3A36"/>
+                <w:sz w:val="15"/>
+              </w:rPr>
+              <w:t>2025-12-31</w:t>
+            </w:r>
+          </w:p>
+        </w:tc>
+        <w:tc>
+          <w:tcPr>
+            <w:tcW w:type="dxa" w:w="6048"/>
+          </w:tcPr>
+          <w:p>
+            <w:pPr>
+              <w:spacing w:after="20"/>
+            </w:pPr>
+            <w:r>
+              <w:rPr>
+                <w:color w:val="1C3A36"/>
+                <w:sz w:val="15"/>
+              </w:rPr>
+              <w:t>Fertiglobe plc, Annual Report 2025, note 15 (non-controlling interests) — loans and borrowings by tranche: Facilities B/C 1,115.8 + ADNOC 303.2 + trade finance 91.5 + supply chain 67.0 + overdraft 6.9 + 2023 working capital 67.5</w:t>
+            </w:r>
+          </w:p>
+        </w:tc>
+      </w:tr>
+      <w:tr>
+        <w:trPr>
+          <w:cantSplit/>
+          <w:cantSplit/>
+        </w:trPr>
+        <w:tc>
+          <w:tcPr>
+            <w:tcW w:type="dxa" w:w="1728"/>
+          </w:tcPr>
+          <w:p>
+            <w:pPr>
+              <w:spacing w:after="20"/>
+            </w:pPr>
+            <w:r>
+              <w:rPr>
+                <w:color w:val="1C3A36"/>
+                <w:sz w:val="15"/>
+              </w:rPr>
+              <w:t>debt dzd fy25</w:t>
+            </w:r>
+          </w:p>
+        </w:tc>
+        <w:tc>
+          <w:tcPr>
+            <w:tcW w:type="dxa" w:w="1224"/>
+          </w:tcPr>
+          <w:p>
+            <w:pPr>
+              <w:spacing w:after="20"/>
+            </w:pPr>
+            <w:r>
+              <w:rPr>
+                <w:color w:val="1C3A36"/>
+                <w:sz w:val="15"/>
+              </w:rPr>
+              <w:t>$34.8m</w:t>
+            </w:r>
+          </w:p>
+        </w:tc>
+        <w:tc>
+          <w:tcPr>
+            <w:tcW w:type="dxa" w:w="1080"/>
+          </w:tcPr>
+          <w:p>
+            <w:pPr>
+              <w:spacing w:after="20"/>
+            </w:pPr>
+            <w:r>
+              <w:rPr>
+                <w:color w:val="1C3A36"/>
+                <w:sz w:val="15"/>
+              </w:rPr>
+              <w:t>2025-12-31</w:t>
+            </w:r>
+          </w:p>
+        </w:tc>
+        <w:tc>
+          <w:tcPr>
+            <w:tcW w:type="dxa" w:w="6048"/>
+          </w:tcPr>
+          <w:p>
+            <w:pPr>
+              <w:spacing w:after="20"/>
+            </w:pPr>
+            <w:r>
+              <w:rPr>
+                <w:color w:val="1C3A36"/>
+                <w:sz w:val="15"/>
+              </w:rPr>
+              <w:t>Fertiglobe plc, Annual Report 2025, note 15 (non-controlling interests) — Sorfert term loan, Algerian bank rate + 1.95%</w:t>
+            </w:r>
+          </w:p>
+        </w:tc>
+      </w:tr>
+      <w:tr>
+        <w:trPr>
+          <w:cantSplit/>
+          <w:cantSplit/>
+        </w:trPr>
+        <w:tc>
+          <w:tcPr>
+            <w:tcW w:type="dxa" w:w="1728"/>
+          </w:tcPr>
+          <w:p>
+            <w:pPr>
+              <w:spacing w:after="20"/>
+            </w:pPr>
+            <w:r>
+              <w:rPr>
+                <w:color w:val="1C3A36"/>
+                <w:sz w:val="15"/>
+              </w:rPr>
               <w:t>debt aud fy25</w:t>
             </w:r>
           </w:p>
@@ -16210,7 +16506,7 @@
                 <w:color w:val="1C3A36"/>
                 <w:sz w:val="15"/>
               </w:rPr>
-              <w:t>Fertiglobe plc, Consolidated Financial Statements FY2025 (PwC-signed 4-Mar-2026) — Fertiglobe Australia trade finance facilities 1 and 2, BBSY + 0.60%</w:t>
+              <w:t>Fertiglobe plc, Annual Report 2025, note 15 (non-controlling interests) — Fertiglobe Australia trade finance facilities 1 and 2, BBSY + 0.60%</w:t>
             </w:r>
           </w:p>
         </w:tc>
@@ -18806,7 +19102,7 @@
                 <w:color w:val="1C3A36"/>
                 <w:sz w:val="15"/>
               </w:rPr>
-              <w:t>Framing A reverts urea to $440 per tonne by 2028 and holds there; framing B holds it near $550. Both are run all the way to a value: AED 1.76 under A and AED 2.62 under B. Both appear in the summary, the body, the workbook and an expert's range</w:t>
+              <w:t>Framing A reverts urea to $440 per tonne by 2028 and holds there; framing B holds it near $550. Both are run all the way to a value: AED 1.81 under A and AED 2.68 under B. Both appear in the summary, the body, the workbook and an expert's range</w:t>
             </w:r>
           </w:p>
         </w:tc>
@@ -19028,7 +19324,7 @@
                 <w:color w:val="1C3A36"/>
                 <w:sz w:val="15"/>
               </w:rPr>
-              <w:t>13.5% — the mean of the final-year book return (22.2%), the return on replacement cost (6.8%) and a long-run sector return for merchant nitrogen producers (11.5%). It sets the reinvestment rate of 14.8% in the terminal block</w:t>
+              <w:t>13.5% — the mean of the final-year book return (22.2%), the return on replacement cost (6.8%) and a long-run sector return for merchant nitrogen producers (11.5%). It is published as a diagnostic and does not enter the terminal: that value is built from the capital the plants need to be kept whole, US$394.5m a year on the asset life the accounts themselves disclose, so no assumed return sets the charge</w:t>
             </w:r>
           </w:p>
         </w:tc>
@@ -19062,7 +19358,7 @@
                 <w:color w:val="1C3A36"/>
                 <w:sz w:val="15"/>
               </w:rPr>
-              <w:t>A greenfield nitrogen project reaching a final investment decision at a disclosed capital cost far from the $1,250 per tonne of capacity assumed here would move the replacement-cost leg directly, and with it the terminal reinvestment rate</w:t>
+              <w:t>A greenfield nitrogen project reaching a final investment decision at a disclosed capital cost far from the $1,250 per tonne of capacity assumed here would move the replacement-cost leg directly, and with it the capital the terminal charges to keep the existing plants whole</w:t>
             </w:r>
           </w:p>
         </w:tc>
@@ -19102,7 +19398,7 @@
                 <w:color w:val="1C3A36"/>
                 <w:sz w:val="15"/>
               </w:rPr>
-              <w:t>26.3% of total equity value is deducted for minorities in the bridge from enterprise to attributable equity, which is AED 1.76 under framing A. On a book basis (the balance-sheet carrying amount of $443.3m) the same framing gives AED 2.19</w:t>
+              <w:t>26.3% of total equity value is deducted for minorities in the bridge from enterprise to attributable equity, which is AED 1.81 under framing A. On a book basis (the balance-sheet carrying amount of $443.3m) the same framing gives AED 2.26</w:t>
             </w:r>
           </w:p>
         </w:tc>
@@ -19694,7 +19990,7 @@
                 <w:color w:val="1C3A36"/>
                 <w:sz w:val="15"/>
               </w:rPr>
-              <w:t>Cash flows grow at 2.0% after 2030 and the cost of capital glides from 11.90% to 11.11% as leverage normalises toward the sector. The terminal block is 55% of enterprise value under framing A</w:t>
+              <w:t>Cash flows grow at 2.0% after 2030 and the cost of capital glides from 11.90% to 11.11% as leverage normalises toward the sector. The terminal block is 56% of enterprise value under framing A</w:t>
             </w:r>
           </w:p>
         </w:tc>
@@ -19802,7 +20098,7 @@
                 <w:color w:val="1C3A36"/>
                 <w:sz w:val="15"/>
               </w:rPr>
-              <w:t>A re-rating of the Gulf nitrogen names as a group, or a change in the country mix of the asset base. This lens carries a 20% weight in the blend and is the lowest of the four</w:t>
+              <w:t>A re-rating of the Gulf nitrogen names as a group, or a change in the country mix of the asset base. This lens is a cross-check and does not set the answer</w:t>
             </w:r>
           </w:p>
         </w:tc>
@@ -19825,7 +20121,7 @@
                 <w:color w:val="1C3A36"/>
                 <w:sz w:val="15"/>
               </w:rPr>
-              <w:t>The four lenses are weighted, not averaged</w:t>
+              <w:t>One lens is the answer; the others are cross-checks and are not weighted into it</w:t>
             </w:r>
           </w:p>
         </w:tc>
@@ -19842,7 +20138,7 @@
                 <w:color w:val="1C3A36"/>
                 <w:sz w:val="15"/>
               </w:rPr>
-              <w:t>dcf 45% · relative 20% · normalized 20% · book 15%</w:t>
+              <w:t>The cash-flow lens is the answer, published as two framings rather than one number (AED 1.81 and AED 2.68). The enterprise multiple (AED 2.06) and book value (AED 1.27) sit beside it as cross-checks, the second of them a floor rather than a value. Normalised earnings power is not published as either</w:t>
             </w:r>
           </w:p>
         </w:tc>
@@ -19859,7 +20155,7 @@
                 <w:color w:val="1C3A36"/>
                 <w:sz w:val="15"/>
               </w:rPr>
-              <w:t>The cash-flow lens carries the most weight because the unit economics are disclosed well enough to build it from the ground up; the book lens carries the least because depreciated historical cost is the weakest guide to the value of plants whose worth turns on a gas contract</w:t>
+              <w:t>The unit economics are disclosed well enough to build the cash flow from the ground up, which is what makes it the answer rather than one input to an average. A weighted blend is a new method with weights nobody tested, and it imports the weakest lens at whatever number somebody typed — here it also averaged the two framings of the study's own central contested judgement, publishing a disagreement with the market that neither framing asserts. Book value is depreciated historical cost, the weakest guide to plants whose worth turns on a gas contract, so it is shown as a floor and never weighted</w:t>
             </w:r>
           </w:p>
         </w:tc>
@@ -19876,7 +20172,7 @@
                 <w:color w:val="1C3A36"/>
                 <w:sz w:val="15"/>
               </w:rPr>
-              <w:t>A reader who disagrees can re-weight: the four lens values and the two price framings are all published separately, and the spread between the lowest and the highest is stated rather than smoothed away</w:t>
+              <w:t>Evidence, out of sample, that some blend beats the primary lens alone. The lens values and both price framings are published separately, so a reader who wants a different answer can see exactly what it would be built from</w:t>
             </w:r>
           </w:p>
         </w:tc>

--- a/engine/fertiglobe_study/Fertiglobe_Bibliography_09-08-2026.docx
+++ b/engine/fertiglobe_study/Fertiglobe_Bibliography_09-08-2026.docx
@@ -15692,7 +15692,7 @@
                 <w:color w:val="1C3A36"/>
                 <w:sz w:val="15"/>
               </w:rPr>
-              <w:t>Fertiglobe plc, Annual Report 2025, note 15 (non-controlling interests) — 'non-current assets in individual foreign countries are 31.1% in Egypt'</w:t>
+              <w:t>Fertiglobe plc, Consolidated Financial Statements FY2025 (PwC-signed 4-Mar-2026) — 'non-current assets in individual foreign countries are 31.1% in Egypt'</w:t>
             </w:r>
           </w:p>
         </w:tc>
@@ -15766,7 +15766,7 @@
                 <w:color w:val="1C3A36"/>
                 <w:sz w:val="15"/>
               </w:rPr>
-              <w:t>Fertiglobe plc, Annual Report 2025, note 15 (non-controlling interests) — '16.1% in Algeria'</w:t>
+              <w:t>Fertiglobe plc, Consolidated Financial Statements FY2025 (PwC-signed 4-Mar-2026) — '16.1% in Algeria'</w:t>
             </w:r>
           </w:p>
         </w:tc>
@@ -15840,7 +15840,7 @@
                 <w:color w:val="1C3A36"/>
                 <w:sz w:val="15"/>
               </w:rPr>
-              <w:t>Fertiglobe plc, Annual Report 2025, note 15 (non-controlling interests) — geographical information, non-current assets</w:t>
+              <w:t>Fertiglobe plc, Consolidated Financial Statements FY2025 (PwC-signed 4-Mar-2026) — geographical information, non-current assets</w:t>
             </w:r>
           </w:p>
         </w:tc>
@@ -15914,7 +15914,7 @@
                 <w:color w:val="1C3A36"/>
                 <w:sz w:val="15"/>
               </w:rPr>
-              <w:t>Fertiglobe plc, Annual Report 2025, note 15 (non-controlling interests)</w:t>
+              <w:t>Fertiglobe plc, Consolidated Financial Statements FY2025 (PwC-signed 4-Mar-2026)</w:t>
             </w:r>
           </w:p>
         </w:tc>
@@ -15988,7 +15988,7 @@
                 <w:color w:val="1C3A36"/>
                 <w:sz w:val="15"/>
               </w:rPr>
-              <w:t>Fertiglobe plc, Annual Report 2025, note 15 (non-controlling interests) — Europe 14.2 + North America 2.1 + Asia and Oceania 48.9</w:t>
+              <w:t>Fertiglobe plc, Consolidated Financial Statements FY2025 (PwC-signed 4-Mar-2026) — Europe 14.2 + North America 2.1 + Asia and Oceania 48.9</w:t>
             </w:r>
           </w:p>
         </w:tc>
@@ -16062,7 +16062,7 @@
                 <w:color w:val="1C3A36"/>
                 <w:sz w:val="15"/>
               </w:rPr>
-              <w:t>Fertiglobe plc, Annual Report 2025, note 15 (non-controlling interests) — Facilities B ($600m) and C ($500m), SOFR + 0.90%, spread renegotiated down from 150/140bps during 2025</w:t>
+              <w:t>Fertiglobe plc, Consolidated Financial Statements FY2025 (PwC-signed 4-Mar-2026) — Facilities B ($600m) and C ($500m), SOFR + 0.90%, spread renegotiated down from 150/140bps during 2025</w:t>
             </w:r>
           </w:p>
         </w:tc>
@@ -16136,7 +16136,7 @@
                 <w:color w:val="1C3A36"/>
                 <w:sz w:val="15"/>
               </w:rPr>
-              <w:t>Fertiglobe plc, Annual Report 2025, note 15 (non-controlling interests) — ADNOC term loan $300m drawn 27-Mar-2025, SOFR + 1.05%</w:t>
+              <w:t>Fertiglobe plc, Consolidated Financial Statements FY2025 (PwC-signed 4-Mar-2026) — ADNOC term loan $300m drawn 27-Mar-2025, SOFR + 1.05%</w:t>
             </w:r>
           </w:p>
         </w:tc>
@@ -16210,7 +16210,7 @@
                 <w:color w:val="1C3A36"/>
                 <w:sz w:val="15"/>
               </w:rPr>
-              <w:t>Fertiglobe plc, Annual Report 2025, note 15 (non-controlling interests) — revolving credit facility $600m, SOFR + 1.15%</w:t>
+              <w:t>Fertiglobe plc, Consolidated Financial Statements FY2025 (PwC-signed 4-Mar-2026) — revolving credit facility $600m, SOFR + 1.15%</w:t>
             </w:r>
           </w:p>
         </w:tc>
@@ -16284,7 +16284,7 @@
                 <w:color w:val="1C3A36"/>
                 <w:sz w:val="15"/>
               </w:rPr>
-              <w:t>Fertiglobe plc, Annual Report 2025, note 15 (non-controlling interests) — weighted average interest rate on general borrowings used for borrowing-cost capitalisation. Historical/accounting; NOT used as the cost of debt.</w:t>
+              <w:t>Fertiglobe plc, Consolidated Financial Statements FY2025 (PwC-signed 4-Mar-2026) — weighted average interest rate on general borrowings used for borrowing-cost capitalisation. Historical/accounting; NOT used as the cost of debt.</w:t>
             </w:r>
           </w:p>
         </w:tc>
@@ -16358,7 +16358,7 @@
                 <w:color w:val="1C3A36"/>
                 <w:sz w:val="15"/>
               </w:rPr>
-              <w:t>Fertiglobe plc, Annual Report 2025, note 15 (non-controlling interests) — loans and borrowings by tranche: Facilities B/C 1,115.8 + ADNOC 303.2 + trade finance 91.5 + supply chain 67.0 + overdraft 6.9 + 2023 working capital 67.5</w:t>
+              <w:t>Fertiglobe plc, Consolidated Financial Statements FY2025 (PwC-signed 4-Mar-2026) — loans and borrowings by tranche: Facilities B/C 1,115.8 + ADNOC 303.2 + trade finance 91.5 + supply chain 67.0 + overdraft 6.9 + 2023 working capital 67.5</w:t>
             </w:r>
           </w:p>
         </w:tc>
@@ -16432,7 +16432,7 @@
                 <w:color w:val="1C3A36"/>
                 <w:sz w:val="15"/>
               </w:rPr>
-              <w:t>Fertiglobe plc, Annual Report 2025, note 15 (non-controlling interests) — Sorfert term loan, Algerian bank rate + 1.95%</w:t>
+              <w:t>Fertiglobe plc, Consolidated Financial Statements FY2025 (PwC-signed 4-Mar-2026) — Sorfert term loan, Algerian bank rate + 1.95%</w:t>
             </w:r>
           </w:p>
         </w:tc>
@@ -16506,7 +16506,7 @@
                 <w:color w:val="1C3A36"/>
                 <w:sz w:val="15"/>
               </w:rPr>
-              <w:t>Fertiglobe plc, Annual Report 2025, note 15 (non-controlling interests) — Fertiglobe Australia trade finance facilities 1 and 2, BBSY + 0.60%</w:t>
+              <w:t>Fertiglobe plc, Consolidated Financial Statements FY2025 (PwC-signed 4-Mar-2026) — Fertiglobe Australia trade finance facilities 1 and 2, BBSY + 0.60%</w:t>
             </w:r>
           </w:p>
         </w:tc>

--- a/engine/fertiglobe_study/Fertiglobe_Bibliography_09-08-2026.docx
+++ b/engine/fertiglobe_study/Fertiglobe_Bibliography_09-08-2026.docx
@@ -5370,7 +5370,7 @@
           <w:color w:val="1C3A36"/>
           <w:sz w:val="24"/>
         </w:rPr>
-        <w:t>Company — filed financial statements — 149 inputs</w:t>
+        <w:t>Company — filed financial statements — 154 inputs</w:t>
       </w:r>
     </w:p>
     <w:tbl>
@@ -7183,6 +7183,376 @@
                 <w:sz w:val="15"/>
               </w:rPr>
               <w:t>Fertiglobe plc, Consolidated Financial Statements FY2025 (PwC-signed 4-Mar-2026)</w:t>
+            </w:r>
+          </w:p>
+        </w:tc>
+      </w:tr>
+      <w:tr>
+        <w:trPr>
+          <w:cantSplit/>
+          <w:cantSplit/>
+        </w:trPr>
+        <w:tc>
+          <w:tcPr>
+            <w:tcW w:type="dxa" w:w="1728"/>
+          </w:tcPr>
+          <w:p>
+            <w:pPr>
+              <w:spacing w:after="20"/>
+            </w:pPr>
+            <w:r>
+              <w:rPr>
+                <w:color w:val="1C3A36"/>
+                <w:sz w:val="15"/>
+              </w:rPr>
+              <w:t>borrow open fy24</w:t>
+            </w:r>
+          </w:p>
+        </w:tc>
+        <w:tc>
+          <w:tcPr>
+            <w:tcW w:type="dxa" w:w="1224"/>
+          </w:tcPr>
+          <w:p>
+            <w:pPr>
+              <w:spacing w:after="20"/>
+            </w:pPr>
+            <w:r>
+              <w:rPr>
+                <w:color w:val="1C3A36"/>
+                <w:sz w:val="15"/>
+              </w:rPr>
+              <w:t>$1,665.1m</w:t>
+            </w:r>
+          </w:p>
+        </w:tc>
+        <w:tc>
+          <w:tcPr>
+            <w:tcW w:type="dxa" w:w="1080"/>
+          </w:tcPr>
+          <w:p>
+            <w:pPr>
+              <w:spacing w:after="20"/>
+            </w:pPr>
+            <w:r>
+              <w:rPr>
+                <w:color w:val="1C3A36"/>
+                <w:sz w:val="15"/>
+              </w:rPr>
+              <w:t>2024-01-01</w:t>
+            </w:r>
+          </w:p>
+        </w:tc>
+        <w:tc>
+          <w:tcPr>
+            <w:tcW w:type="dxa" w:w="6048"/>
+          </w:tcPr>
+          <w:p>
+            <w:pPr>
+              <w:spacing w:after="20"/>
+            </w:pPr>
+            <w:r>
+              <w:rPr>
+                <w:color w:val="1C3A36"/>
+                <w:sz w:val="15"/>
+              </w:rPr>
+              <w:t>Fertiglobe plc, Consolidated Financial Statements FY2025 (PwC-signed 4-Mar-2026) (FY2024 comparative), note 16 loans and borrowings — the balance at 1 January</w:t>
+            </w:r>
+          </w:p>
+        </w:tc>
+      </w:tr>
+      <w:tr>
+        <w:trPr>
+          <w:cantSplit/>
+          <w:cantSplit/>
+        </w:trPr>
+        <w:tc>
+          <w:tcPr>
+            <w:tcW w:type="dxa" w:w="1728"/>
+          </w:tcPr>
+          <w:p>
+            <w:pPr>
+              <w:spacing w:after="20"/>
+            </w:pPr>
+            <w:r>
+              <w:rPr>
+                <w:color w:val="1C3A36"/>
+                <w:sz w:val="15"/>
+              </w:rPr>
+              <w:t>borrow open fy25</w:t>
+            </w:r>
+          </w:p>
+        </w:tc>
+        <w:tc>
+          <w:tcPr>
+            <w:tcW w:type="dxa" w:w="1224"/>
+          </w:tcPr>
+          <w:p>
+            <w:pPr>
+              <w:spacing w:after="20"/>
+            </w:pPr>
+            <w:r>
+              <w:rPr>
+                <w:color w:val="1C3A36"/>
+                <w:sz w:val="15"/>
+              </w:rPr>
+              <w:t>$1,682.2m</w:t>
+            </w:r>
+          </w:p>
+        </w:tc>
+        <w:tc>
+          <w:tcPr>
+            <w:tcW w:type="dxa" w:w="1080"/>
+          </w:tcPr>
+          <w:p>
+            <w:pPr>
+              <w:spacing w:after="20"/>
+            </w:pPr>
+            <w:r>
+              <w:rPr>
+                <w:color w:val="1C3A36"/>
+                <w:sz w:val="15"/>
+              </w:rPr>
+              <w:t>2025-01-01</w:t>
+            </w:r>
+          </w:p>
+        </w:tc>
+        <w:tc>
+          <w:tcPr>
+            <w:tcW w:type="dxa" w:w="6048"/>
+          </w:tcPr>
+          <w:p>
+            <w:pPr>
+              <w:spacing w:after="20"/>
+            </w:pPr>
+            <w:r>
+              <w:rPr>
+                <w:color w:val="1C3A36"/>
+                <w:sz w:val="15"/>
+              </w:rPr>
+              <w:t>Fertiglobe plc, Consolidated Financial Statements FY2025 (PwC-signed 4-Mar-2026) — note 16 loans and borrowings, the balance at 1 January (and the FY2024 closing balance)</w:t>
+            </w:r>
+          </w:p>
+        </w:tc>
+      </w:tr>
+      <w:tr>
+        <w:trPr>
+          <w:cantSplit/>
+          <w:cantSplit/>
+        </w:trPr>
+        <w:tc>
+          <w:tcPr>
+            <w:tcW w:type="dxa" w:w="1728"/>
+          </w:tcPr>
+          <w:p>
+            <w:pPr>
+              <w:spacing w:after="20"/>
+            </w:pPr>
+            <w:r>
+              <w:rPr>
+                <w:color w:val="1C3A36"/>
+                <w:sz w:val="15"/>
+              </w:rPr>
+              <w:t>borrow close fy25</w:t>
+            </w:r>
+          </w:p>
+        </w:tc>
+        <w:tc>
+          <w:tcPr>
+            <w:tcW w:type="dxa" w:w="1224"/>
+          </w:tcPr>
+          <w:p>
+            <w:pPr>
+              <w:spacing w:after="20"/>
+            </w:pPr>
+            <w:r>
+              <w:rPr>
+                <w:color w:val="1C3A36"/>
+                <w:sz w:val="15"/>
+              </w:rPr>
+              <w:t>$1,740.6m</w:t>
+            </w:r>
+          </w:p>
+        </w:tc>
+        <w:tc>
+          <w:tcPr>
+            <w:tcW w:type="dxa" w:w="1080"/>
+          </w:tcPr>
+          <w:p>
+            <w:pPr>
+              <w:spacing w:after="20"/>
+            </w:pPr>
+            <w:r>
+              <w:rPr>
+                <w:color w:val="1C3A36"/>
+                <w:sz w:val="15"/>
+              </w:rPr>
+              <w:t>2025-12-31</w:t>
+            </w:r>
+          </w:p>
+        </w:tc>
+        <w:tc>
+          <w:tcPr>
+            <w:tcW w:type="dxa" w:w="6048"/>
+          </w:tcPr>
+          <w:p>
+            <w:pPr>
+              <w:spacing w:after="20"/>
+            </w:pPr>
+            <w:r>
+              <w:rPr>
+                <w:color w:val="1C3A36"/>
+                <w:sz w:val="15"/>
+              </w:rPr>
+              <w:t>Fertiglobe plc, Consolidated Financial Statements FY2025 (PwC-signed 4-Mar-2026) — note 16 loans and borrowings, the balance at 31 December</w:t>
+            </w:r>
+          </w:p>
+        </w:tc>
+      </w:tr>
+      <w:tr>
+        <w:trPr>
+          <w:cantSplit/>
+          <w:cantSplit/>
+        </w:trPr>
+        <w:tc>
+          <w:tcPr>
+            <w:tcW w:type="dxa" w:w="1728"/>
+          </w:tcPr>
+          <w:p>
+            <w:pPr>
+              <w:spacing w:after="20"/>
+            </w:pPr>
+            <w:r>
+              <w:rPr>
+                <w:color w:val="1C3A36"/>
+                <w:sz w:val="15"/>
+              </w:rPr>
+              <w:t>int on borrowings fy24</w:t>
+            </w:r>
+          </w:p>
+        </w:tc>
+        <w:tc>
+          <w:tcPr>
+            <w:tcW w:type="dxa" w:w="1224"/>
+          </w:tcPr>
+          <w:p>
+            <w:pPr>
+              <w:spacing w:after="20"/>
+            </w:pPr>
+            <w:r>
+              <w:rPr>
+                <w:color w:val="1C3A36"/>
+                <w:sz w:val="15"/>
+              </w:rPr>
+              <w:t>$132.9m</w:t>
+            </w:r>
+          </w:p>
+        </w:tc>
+        <w:tc>
+          <w:tcPr>
+            <w:tcW w:type="dxa" w:w="1080"/>
+          </w:tcPr>
+          <w:p>
+            <w:pPr>
+              <w:spacing w:after="20"/>
+            </w:pPr>
+            <w:r>
+              <w:rPr>
+                <w:color w:val="1C3A36"/>
+                <w:sz w:val="15"/>
+              </w:rPr>
+              <w:t>2024-12-31</w:t>
+            </w:r>
+          </w:p>
+        </w:tc>
+        <w:tc>
+          <w:tcPr>
+            <w:tcW w:type="dxa" w:w="6048"/>
+          </w:tcPr>
+          <w:p>
+            <w:pPr>
+              <w:spacing w:after="20"/>
+            </w:pPr>
+            <w:r>
+              <w:rPr>
+                <w:color w:val="1C3A36"/>
+                <w:sz w:val="15"/>
+              </w:rPr>
+              <w:t>Fertiglobe plc, Consolidated Financial Statements FY2025 (PwC-signed 4-Mar-2026) (FY2024 comparative), note 22 — interest expense and other financing costs on financial liabilities measured at amortized cost, EXCLUDING the related-party leg disclosed separately on the line below it</w:t>
+            </w:r>
+          </w:p>
+        </w:tc>
+      </w:tr>
+      <w:tr>
+        <w:trPr>
+          <w:cantSplit/>
+          <w:cantSplit/>
+        </w:trPr>
+        <w:tc>
+          <w:tcPr>
+            <w:tcW w:type="dxa" w:w="1728"/>
+          </w:tcPr>
+          <w:p>
+            <w:pPr>
+              <w:spacing w:after="20"/>
+            </w:pPr>
+            <w:r>
+              <w:rPr>
+                <w:color w:val="1C3A36"/>
+                <w:sz w:val="15"/>
+              </w:rPr>
+              <w:t>int on borrowings fy25</w:t>
+            </w:r>
+          </w:p>
+        </w:tc>
+        <w:tc>
+          <w:tcPr>
+            <w:tcW w:type="dxa" w:w="1224"/>
+          </w:tcPr>
+          <w:p>
+            <w:pPr>
+              <w:spacing w:after="20"/>
+            </w:pPr>
+            <w:r>
+              <w:rPr>
+                <w:color w:val="1C3A36"/>
+                <w:sz w:val="15"/>
+              </w:rPr>
+              <w:t>$103.7m</w:t>
+            </w:r>
+          </w:p>
+        </w:tc>
+        <w:tc>
+          <w:tcPr>
+            <w:tcW w:type="dxa" w:w="1080"/>
+          </w:tcPr>
+          <w:p>
+            <w:pPr>
+              <w:spacing w:after="20"/>
+            </w:pPr>
+            <w:r>
+              <w:rPr>
+                <w:color w:val="1C3A36"/>
+                <w:sz w:val="15"/>
+              </w:rPr>
+              <w:t>2025-12-31</w:t>
+            </w:r>
+          </w:p>
+        </w:tc>
+        <w:tc>
+          <w:tcPr>
+            <w:tcW w:type="dxa" w:w="6048"/>
+          </w:tcPr>
+          <w:p>
+            <w:pPr>
+              <w:spacing w:after="20"/>
+            </w:pPr>
+            <w:r>
+              <w:rPr>
+                <w:color w:val="1C3A36"/>
+                <w:sz w:val="15"/>
+              </w:rPr>
+              <w:t>Fertiglobe plc, Consolidated Financial Statements FY2025 (PwC-signed 4-Mar-2026) — note 22, interest expense and other financing costs on financial liabilities measured at amortized cost, EXCLUDING the related-party leg disclosed separately on the line below it</w:t>
             </w:r>
           </w:p>
         </w:tc>

--- a/engine/fertiglobe_study/Fertiglobe_Bibliography_09-08-2026.docx
+++ b/engine/fertiglobe_study/Fertiglobe_Bibliography_09-08-2026.docx
@@ -19104,7 +19104,7 @@
                 <w:color w:val="1C3A36"/>
                 <w:sz w:val="15"/>
               </w:rPr>
-              <w:t>AED 2.54</w:t>
+              <w:t>AED 2.67</w:t>
             </w:r>
           </w:p>
         </w:tc>
@@ -19121,7 +19121,7 @@
                 <w:color w:val="1C3A36"/>
                 <w:sz w:val="15"/>
               </w:rPr>
-              <w:t>2026-08-07</w:t>
+              <w:t>2026-09-03</w:t>
             </w:r>
           </w:p>
         </w:tc>
@@ -19138,7 +19138,7 @@
                 <w:color w:val="1C3A36"/>
                 <w:sz w:val="15"/>
               </w:rPr>
-              <w:t>ADX closing price, FERTIGLB, from the study price history</w:t>
+              <w:t>ADX closing price, FERTIGLB, from the study price history — the latest supplied to this repository (SUPPLIED_03-09-2026.json). Superseded: AED 2.54 of 7 August 2026, on which every edition before this one was struck</w:t>
             </w:r>
           </w:p>
         </w:tc>
@@ -20360,7 +20360,7 @@
                 <w:color w:val="1C3A36"/>
                 <w:sz w:val="15"/>
               </w:rPr>
-              <w:t>Cash flows grow at 2.0% after 2030 and the cost of capital glides from 11.90% to 11.11% as leverage normalises toward the sector. The terminal block is 56% of enterprise value under framing A</w:t>
+              <w:t>Cash flows grow at 2.0% after 2030 and the cost of capital glides from 11.93% to 11.11% as leverage normalises toward the sector. The terminal block is 56% of enterprise value under framing A</w:t>
             </w:r>
           </w:p>
         </w:tc>
